--- a/projects/valuepickr-open-screen/docs/Omnitech Engineering Ltd.docx
+++ b/projects/valuepickr-open-screen/docs/Omnitech Engineering Ltd.docx
@@ -32,7 +32,7 @@
           <w:sz w:val="22"/>
           <w:szCs w:val="22"/>
         </w:rPr>
-        <w:t xml:space="preserve">Recently-listed small-cap precision-engineered components (machining/forging/casting) exporter with strong revenue growth (~92% YoY) but stretched valuation (~84x P/E, ~9.5x book) and rising leverage - growth is real but already priced in.</w:t>
+        <w:t xml:space="preserve">Recently-listed small-cap precision-engineered components (machining/forging/casting) exporter riding a ~970% order-book surge (energy-heavy) into a big FY27/28 capacity expansion - genuinely strong growth, but still ~66x trailing P/E / ~10x book with a QoQ margin wobble in its first post-listing quarter.</w:t>
       </w:r>
     </w:p>
     <w:p>
@@ -49,7 +49,7 @@
         <w:spacing w:after="120"/>
       </w:pPr>
       <w:r>
-        <w:t xml:space="preserve">Omnitech Engineering manufactures high-precision engineered components and assemblies (machining, grinding, turning, sub-assembly across carbon/alloy/stainless steel, nickel alloys, titanium, aluminium) for 250+ customers across ~24 countries, serving energy, motion-control/automation and industrial-equipment end markets. NOTE: a separate, unrelated listed entity, Omnitech Infosolutions Ltd (an IT services micro-cap, market cap ~Rs 1.6 Cr, negative ROE/ROCE), also trades under a similar name - this write-up is for Omnitech Engineering Ltd (NSE: OMNI), the entity judged the far more plausible match for the bullish X mention given Infosolutions' distressed/dormant state; this identification is not 100% certain and should be re-confirmed if used for a serious position. Seeded via untrusted X triage (@ParthaAwe, bullish/medium conviction, 2026-09-13).</w:t>
+        <w:t xml:space="preserve">Omnitech Engineering manufactures high-precision engineered components and assemblies (machining, grinding, turning, sub-assembly across carbon/alloy/stainless steel, nickel alloys, titanium, aluminium) for 256+ customers across ~24 countries, serving energy (oil &amp; gas, wind, power - now 73.7% of the order book), motion-control/automation, and industrial-equipment end markets; North America is ~53% of revenue and ~75% of revenue is international. Listed on NSE/BSE on 5 March 2026. NOTE: a separate, unrelated listed entity, Omnitech Infosolutions Ltd (an IT services micro-cap, market cap ~Rs 1.6 Cr, negative ROE/ROCE), also trades under a similar name - this write-up is for Omnitech Engineering Ltd (NSE: OMNI), the entity judged the far more plausible match for the bullish X mention given Infosolutions' distressed/dormant state; this identification is not 100% certain and should be re-confirmed if used for a serious position. Seeded via untrusted X triage (@ParthaAwe, bullish/medium conviction, 2026-09-13).</w:t>
       </w:r>
     </w:p>
     <w:p>
@@ -99,7 +99,7 @@
           </w:tcPr>
           <w:p>
             <w:r>
-              <w:t xml:space="preserve">~Rs 6,500 Cr (price ~Rs 526)</w:t>
+              <w:t xml:space="preserve">~Rs 6,880 Cr (price ~Rs 568-575, Sept 2026)</w:t>
             </w:r>
           </w:p>
         </w:tc>
@@ -126,7 +126,7 @@
           </w:tcPr>
           <w:p>
             <w:r>
-              <w:t xml:space="preserve">~Rs 176 - Rs 548</w:t>
+              <w:t xml:space="preserve">~Rs 176 - Rs 568+</w:t>
             </w:r>
           </w:p>
         </w:tc>
@@ -153,7 +153,7 @@
           </w:tcPr>
           <w:p>
             <w:r>
-              <w:t xml:space="preserve">ROCE ~17.2%, ROE ~17.3%</w:t>
+              <w:t xml:space="preserve">ROCE ~17.6%, ROE ~18.0% (Jun-26 TTM)</w:t>
             </w:r>
           </w:p>
         </w:tc>
@@ -180,7 +180,34 @@
           </w:tcPr>
           <w:p>
             <w:r>
-              <w:t xml:space="preserve">FY25 revenue ~Rs 343 Cr vs ~Rs 178 Cr FY24 (+92%); FY26 consolidated revenue +49.1% YoY to ~Rs 511 Cr</w:t>
+              <w:t xml:space="preserve">FY24 ~Rs178cr -&gt; FY25 ~Rs343-350cr (+92%) -&gt; FY26 consol ~Rs511cr (+49.1%) -&gt; Q1FY27 (Jun-26) consol ~Rs167cr (+61.5% YoY)</w:t>
+            </w:r>
+          </w:p>
+        </w:tc>
+      </w:tr>
+      <w:tr>
+        <w:tc>
+          <w:tcPr>
+            <w:tcW w:type="dxa" w:w="3200"/>
+            <w:shd w:fill="F2F2F2" w:val="clear"/>
+          </w:tcPr>
+          <w:p>
+            <w:r>
+              <w:rPr>
+                <w:b/>
+                <w:bCs/>
+              </w:rPr>
+              <w:t xml:space="preserve">Order book</w:t>
+            </w:r>
+          </w:p>
+        </w:tc>
+        <w:tc>
+          <w:tcPr>
+            <w:tcW w:type="dxa" w:w="5800"/>
+          </w:tcPr>
+          <w:p>
+            <w:r>
+              <w:t xml:space="preserve">~Rs 3,033 Cr as of May-26, up from ~Rs 284 Cr a year earlier (~970% YoY); Energy 73.7% / Motion-control&amp;automation 13.7% / Industrial equipment 12.6%</w:t>
             </w:r>
           </w:p>
         </w:tc>
@@ -207,7 +234,7 @@
           </w:tcPr>
           <w:p>
             <w:r>
-              <w:t xml:space="preserve">~63% - moderate-to-high leverage</w:t>
+              <w:t xml:space="preserve">~0.7x post-IPO (~Rs435cr debt vs ~Rs680cr equity, Jun-26) - down from ~1.6-1.72x pre-IPO (FY25) as IPO proceeds + retained earnings built equity</w:t>
             </w:r>
           </w:p>
         </w:tc>
@@ -234,7 +261,7 @@
           </w:tcPr>
           <w:p>
             <w:r>
-              <w:t xml:space="preserve">P/E ~84.2x; trading at ~9.5x book value</w:t>
+              <w:t xml:space="preserve">P/E ~66-68x trailing; ~10.1x book value</w:t>
             </w:r>
           </w:p>
         </w:tc>
@@ -261,7 +288,34 @@
           </w:tcPr>
           <w:p>
             <w:r>
-              <w:t xml:space="preserve">Debtor days ~172 - elevated</w:t>
+              <w:t xml:space="preserve">Debtor days ~153-172; cash-conversion-cycle reported elongating (~61 to ~180 days) over the growth ramp - a real cash-drag flag</w:t>
+            </w:r>
+          </w:p>
+        </w:tc>
+      </w:tr>
+      <w:tr>
+        <w:tc>
+          <w:tcPr>
+            <w:tcW w:type="dxa" w:w="3200"/>
+            <w:shd w:fill="F2F2F2" w:val="clear"/>
+          </w:tcPr>
+          <w:p>
+            <w:r>
+              <w:rPr>
+                <w:b/>
+                <w:bCs/>
+              </w:rPr>
+              <w:t xml:space="preserve">Capex</w:t>
+            </w:r>
+          </w:p>
+        </w:tc>
+        <w:tc>
+          <w:tcPr>
+            <w:tcW w:type="dxa" w:w="5800"/>
+          </w:tcPr>
+          <w:p>
+            <w:r>
+              <w:t xml:space="preserve">Rs ~235cr FY23-25 (machines 161-&gt;247-&gt;292, capacity commercialised H1FY25); new Rs ~250cr FY27 (Rs100cr building + Rs150cr plant&amp;machinery, spillover to FY28) targeting ~42-43 lakh annualised machine-hours vs ~26.4 lakh now</w:t>
             </w:r>
           </w:p>
         </w:tc>
@@ -277,7 +331,7 @@
         <w:spacing w:after="120"/>
       </w:pPr>
       <w:r>
-        <w:t xml:space="preserve">Omnitech Engineering is a genuine growth story - revenue nearly doubled FY24-FY25 (~Rs 178 Cr to ~Rs 343 Cr) and grew a further ~49% YoY in FY26 (~Rs 511 Cr) - with a broad, global (24-country) precision-components customer base that plausibly benefits from China+1/supply-chain-diversification demand. But the growth is already very fully priced: ~84x trailing P/E and ~9.5x book value leave little margin of safety, and leverage (debt/equity ~63%) plus elevated debtor days (~172) are real balance-sheet cautions for a recently-listed small-cap. This looks like a strong operating story trading at a valuation that already assumes the growth continues without a stumble.</w:t>
+        <w:t xml:space="preserve">Omnitech Engineering is a genuine, and now accelerating, growth story: revenue nearly doubled FY24-FY25 (~Rs178cr to ~Rs343cr), grew a further ~49% in FY26 (~Rs511cr), and Q1 FY27 (Jun-26, first full quarter as a listed company) grew consolidated revenue +61.5% YoY with standalone PAT up 468.7% YoY (off a low base) to ~Rs29.7cr. The real new development this pass is the order book: it jumped ~970% YoY to ~Rs3,033cr by May-26 (vs ~Rs284cr a year earlier), heavily concentrated in energy (73.7%), backing a fresh ~Rs250cr capacity-expansion programme (FY27, spillover FY28) that would take machine-hour capacity up ~60%. Management called Q1FY27 'disciplined margin management' and a 'meaningful reduction in working-capital days', but the sequential numbers show EBITDA grew only ~1% QoQ (Rs50cr to Rs50.6cr) on ~12% QoQ revenue growth (Rs149cr to Rs167cr) - the promised operating leverage has not yet shown up in a single quarter's print, and working-capital metrics (debtor days ~153-172, a cash-conversion-cycle that widened over the ramp) remain a genuine caution alongside real leverage improvement post-IPO (D/E ~1.6-1.72x pre-IPO down to ~0.7x). Valuation has partially de-rated on the earnings catch-up (P/E ~84x -&gt; ~66-68x) but at ~10x book and ~66x trailing earnings there is still very little margin of safety for a business whose next leg (the new capacity, and conversion of a heavily energy-concentrated order book) is entirely unproven as a public company. Promoter pledge status and related-party-transaction specifics could not be independently confirmed this pass (a CARE Ratings PDF fetch failed and no other source carried the detail) - flagged as an open question, not assumed clean.</w:t>
       </w:r>
     </w:p>
     <w:p>
@@ -286,7 +340,7 @@
         <w:spacing w:after="120" w:before="280"/>
       </w:pPr>
       <w:r>
-        <w:t xml:space="preserve">Technical Read (Weekly / Monthly MACD + Bollinger Bands, or RSI/CCI/Williams %R proxy)</w:t>
+        <w:t xml:space="preserve">Deep-Dive: Primary Documents (Annual Reports, Quarterly Results, Exchange Filings)</w:t>
       </w:r>
     </w:p>
     <w:p>
@@ -294,7 +348,574 @@
         <w:spacing w:after="120"/>
       </w:pPr>
       <w:r>
-        <w:t xml:space="preserve">Trades near its 52-week high (~Rs 548) after a large run from the ~Rs 176 low - not independently re-pulled this pass.</w:t>
+        <w:rPr>
+          <w:i/>
+          <w:iCs/>
+          <w:color w:val="666666"/>
+          <w:sz w:val="18"/>
+          <w:szCs w:val="18"/>
+        </w:rPr>
+        <w:t xml:space="preserve">Pass 1 — 2026-09-22. Built from the company's own filings (3 years of annual reports, ~4 quarters of results/concalls, and 6 months of BSE/NSE announcements), read via the web — a deeper layer than the forum-sentiment read below.</w:t>
+      </w:r>
+    </w:p>
+    <w:p>
+      <w:pPr>
+        <w:spacing w:after="120"/>
+      </w:pPr>
+      <w:r>
+        <w:rPr>
+          <w:b/>
+          <w:bCs/>
+          <w:sz w:val="20"/>
+          <w:szCs w:val="20"/>
+        </w:rPr>
+        <w:t xml:space="preserve">Sources reviewed this pass:</w:t>
+      </w:r>
+    </w:p>
+    <w:p>
+      <w:pPr>
+        <w:pStyle w:val="ListParagraph"/>
+        <w:numPr>
+          <w:ilvl w:val="0"/>
+          <w:numId w:val="1"/>
+        </w:numPr>
+        <w:spacing w:after="60"/>
+      </w:pPr>
+      <w:r>
+        <w:t xml:space="preserve">CARE Ratings press releases (Apr-25, Mar-26) - capex/debt/rating rationale</w:t>
+      </w:r>
+    </w:p>
+    <w:p>
+      <w:pPr>
+        <w:pStyle w:val="ListParagraph"/>
+        <w:numPr>
+          <w:ilvl w:val="0"/>
+          <w:numId w:val="1"/>
+        </w:numPr>
+        <w:spacing w:after="60"/>
+      </w:pPr>
+      <w:r>
+        <w:t xml:space="preserve">screener.in company page (quarterly financials, valuation, shareholding)</w:t>
+      </w:r>
+    </w:p>
+    <w:p>
+      <w:pPr>
+        <w:pStyle w:val="ListParagraph"/>
+        <w:numPr>
+          <w:ilvl w:val="0"/>
+          <w:numId w:val="1"/>
+        </w:numPr>
+        <w:spacing w:after="60"/>
+      </w:pPr>
+      <w:r>
+        <w:t xml:space="preserve">investing.com / Trade Brains order-book analysis (May-26 order-book surge)</w:t>
+      </w:r>
+    </w:p>
+    <w:p>
+      <w:pPr>
+        <w:pStyle w:val="ListParagraph"/>
+        <w:numPr>
+          <w:ilvl w:val="0"/>
+          <w:numId w:val="1"/>
+        </w:numPr>
+        <w:spacing w:after="60"/>
+      </w:pPr>
+      <w:r>
+        <w:t xml:space="preserve">swastika.co.in IPO analysis (FY25 financials, IPO proceeds use, risk factors)</w:t>
+      </w:r>
+    </w:p>
+    <w:p>
+      <w:pPr>
+        <w:pStyle w:val="ListParagraph"/>
+        <w:numPr>
+          <w:ilvl w:val="0"/>
+          <w:numId w:val="1"/>
+        </w:numPr>
+        <w:spacing w:after="60"/>
+      </w:pPr>
+      <w:r>
+        <w:t xml:space="preserve">WebSearch aggregation of Q1 FY27 (Jun-26) results/concall coverage (TipRanks, sahi.com, scanx.trade, business-standard headline)</w:t>
+      </w:r>
+    </w:p>
+    <w:p>
+      <w:pPr>
+        <w:pStyle w:val="ListParagraph"/>
+        <w:numPr>
+          <w:ilvl w:val="0"/>
+          <w:numId w:val="1"/>
+        </w:numPr>
+        <w:spacing w:after="60"/>
+      </w:pPr>
+      <w:r>
+        <w:t xml:space="preserve">WebSearch aggregation of FY27 capex/guidance concall commentary (kyroventures.substack.com and related coverage)</w:t>
+      </w:r>
+    </w:p>
+    <w:p>
+      <w:pPr>
+        <w:pStyle w:val="ListParagraph"/>
+        <w:numPr>
+          <w:ilvl w:val="0"/>
+          <w:numId w:val="1"/>
+        </w:numPr>
+        <w:spacing w:after="60"/>
+      </w:pPr>
+      <w:r>
+        <w:t xml:space="preserve">WebSearch on current share price/market cap/P/E (Sept-26)</w:t>
+      </w:r>
+    </w:p>
+    <w:p>
+      <w:pPr>
+        <w:spacing w:after="120"/>
+      </w:pPr>
+      <w:r>
+        <w:rPr>
+          <w:b/>
+          <w:bCs/>
+          <w:sz w:val="20"/>
+          <w:szCs w:val="20"/>
+        </w:rPr>
+        <w:t xml:space="preserve">Annual-report findings (3-year view):</w:t>
+      </w:r>
+    </w:p>
+    <w:p>
+      <w:pPr>
+        <w:pStyle w:val="ListParagraph"/>
+        <w:numPr>
+          <w:ilvl w:val="0"/>
+          <w:numId w:val="1"/>
+        </w:numPr>
+        <w:spacing w:after="60"/>
+      </w:pPr>
+      <w:r>
+        <w:t xml:space="preserve">FY23-25 capex ~Rs235cr (Rs147cr term loan + Rs51cr internal accruals for the H1FY25 tranche), machines 161 (FY23) -&gt; 247 (FY24) -&gt; 292 (FY25), capacity fully commercialised H1FY25</w:t>
+      </w:r>
+    </w:p>
+    <w:p>
+      <w:pPr>
+        <w:pStyle w:val="ListParagraph"/>
+        <w:numPr>
+          <w:ilvl w:val="0"/>
+          <w:numId w:val="1"/>
+        </w:numPr>
+        <w:spacing w:after="60"/>
+      </w:pPr>
+      <w:r>
+        <w:t xml:space="preserve">FY25 debt ~Rs383cr, gearing ~1.72x (Mar-25, pre-IPO); unsecured promoter loans (recallable on demand) flagged as a financial-risk factor in rating commentary - current status post-IPO not independently confirmed this pass</w:t>
+      </w:r>
+    </w:p>
+    <w:p>
+      <w:pPr>
+        <w:pStyle w:val="ListParagraph"/>
+        <w:numPr>
+          <w:ilvl w:val="0"/>
+          <w:numId w:val="1"/>
+        </w:numPr>
+        <w:spacing w:after="60"/>
+      </w:pPr>
+      <w:r>
+        <w:t xml:space="preserve">CARE Ratings project cash accruals of ~Rs70-110cr (FY25-27) against scheduled debt repayment of ~Rs22-27cr over the same period - comfortable coverage</w:t>
+      </w:r>
+    </w:p>
+    <w:p>
+      <w:pPr>
+        <w:pStyle w:val="ListParagraph"/>
+        <w:numPr>
+          <w:ilvl w:val="0"/>
+          <w:numId w:val="1"/>
+        </w:numPr>
+        <w:spacing w:after="60"/>
+      </w:pPr>
+      <w:r>
+        <w:t xml:space="preserve">Promoter pledge % and related-party-transaction specifics could not be sourced this pass (one CARE Ratings PDF WebFetch returned a server error; no alternate source carried the detail within budget) - open question</w:t>
+      </w:r>
+    </w:p>
+    <w:p>
+      <w:pPr>
+        <w:spacing w:after="120"/>
+      </w:pPr>
+      <w:r>
+        <w:rPr>
+          <w:b/>
+          <w:bCs/>
+          <w:sz w:val="20"/>
+          <w:szCs w:val="20"/>
+        </w:rPr>
+        <w:t xml:space="preserve">Quarterly trend (last ~4 quarters + concall commentary):</w:t>
+      </w:r>
+    </w:p>
+    <w:p>
+      <w:pPr>
+        <w:pStyle w:val="ListParagraph"/>
+        <w:numPr>
+          <w:ilvl w:val="0"/>
+          <w:numId w:val="1"/>
+        </w:numPr>
+        <w:spacing w:after="60"/>
+      </w:pPr>
+      <w:r>
+        <w:t xml:space="preserve">FY24 revenue ~Rs178cr -&gt; FY25 ~Rs343-350cr (+92% YoY, EBITDA margin ~33.6%) -&gt; FY26 consolidated ~Rs511cr (+49.1% YoY)</w:t>
+      </w:r>
+    </w:p>
+    <w:p>
+      <w:pPr>
+        <w:pStyle w:val="ListParagraph"/>
+        <w:numPr>
+          <w:ilvl w:val="0"/>
+          <w:numId w:val="1"/>
+        </w:numPr>
+        <w:spacing w:after="60"/>
+      </w:pPr>
+      <w:r>
+        <w:t xml:space="preserve">Q4FY26 (Mar-26, standalone): revenue ~Rs149cr, EBITDA ~Rs50cr (~33% margin), PAT ~Rs29.3cr (+43% YoY)</w:t>
+      </w:r>
+    </w:p>
+    <w:p>
+      <w:pPr>
+        <w:pStyle w:val="ListParagraph"/>
+        <w:numPr>
+          <w:ilvl w:val="0"/>
+          <w:numId w:val="1"/>
+        </w:numPr>
+        <w:spacing w:after="60"/>
+      </w:pPr>
+      <w:r>
+        <w:t xml:space="preserve">Q1FY27 (Jun-26, first full quarter as a listed company): consolidated revenue ~Rs166.6cr (+61.5% YoY), EBITDA ~Rs50.6cr (+90.8% YoY but only ~1% QoQ), standalone PAT ~Rs29.7cr (+468.7% YoY off a low base)</w:t>
+      </w:r>
+    </w:p>
+    <w:p>
+      <w:pPr>
+        <w:pStyle w:val="ListParagraph"/>
+        <w:numPr>
+          <w:ilvl w:val="0"/>
+          <w:numId w:val="1"/>
+        </w:numPr>
+        <w:spacing w:after="60"/>
+      </w:pPr>
+      <w:r>
+        <w:t xml:space="preserve">Sequentially, EBITDA barely grew (Rs50cr -&gt; Rs50.6cr) despite ~12% QoQ revenue growth - the operating leverage management guided to has not yet shown up in a single quarter's numbers</w:t>
+      </w:r>
+    </w:p>
+    <w:p>
+      <w:pPr>
+        <w:pStyle w:val="ListParagraph"/>
+        <w:numPr>
+          <w:ilvl w:val="0"/>
+          <w:numId w:val="1"/>
+        </w:numPr>
+        <w:spacing w:after="60"/>
+      </w:pPr>
+      <w:r>
+        <w:t xml:space="preserve">Stock reportedly fell ~14% after the Q1FY27 print despite the YoY beat (business-standard headline; underlying rationale not independently confirmed - WebFetch on the article returned a 403)</w:t>
+      </w:r>
+    </w:p>
+    <w:p>
+      <w:pPr>
+        <w:spacing w:after="120"/>
+      </w:pPr>
+      <w:r>
+        <w:rPr>
+          <w:b/>
+          <w:bCs/>
+          <w:sz w:val="20"/>
+          <w:szCs w:val="20"/>
+        </w:rPr>
+        <w:t xml:space="preserve">Exchange announcements (last 6 months):</w:t>
+      </w:r>
+    </w:p>
+    <w:p>
+      <w:pPr>
+        <w:pStyle w:val="ListParagraph"/>
+        <w:numPr>
+          <w:ilvl w:val="0"/>
+          <w:numId w:val="1"/>
+        </w:numPr>
+        <w:spacing w:after="60"/>
+      </w:pPr>
+      <w:r>
+        <w:t xml:space="preserve">Listed on NSE/BSE 5 March 2026</w:t>
+      </w:r>
+    </w:p>
+    <w:p>
+      <w:pPr>
+        <w:pStyle w:val="ListParagraph"/>
+        <w:numPr>
+          <w:ilvl w:val="0"/>
+          <w:numId w:val="1"/>
+        </w:numPr>
+        <w:spacing w:after="60"/>
+      </w:pPr>
+      <w:r>
+        <w:t xml:space="preserve">Order book surged ~970% YoY to ~Rs3,033cr by May-26 (vs ~Rs284cr a year earlier), concentrated in energy (73.7%), motion-control/automation (13.7%), industrial equipment (12.6%)</w:t>
+      </w:r>
+    </w:p>
+    <w:p>
+      <w:pPr>
+        <w:pStyle w:val="ListParagraph"/>
+        <w:numPr>
+          <w:ilvl w:val="0"/>
+          <w:numId w:val="1"/>
+        </w:numPr>
+        <w:spacing w:after="60"/>
+      </w:pPr>
+      <w:r>
+        <w:t xml:space="preserve">New ~Rs250cr capex announced for FY27 (spillover to FY28, partly delayed by monsoon) to lift machine-hour capacity ~60% (~26.4 lakh to ~42-43 lakh annualised hours)</w:t>
+      </w:r>
+    </w:p>
+    <w:p>
+      <w:pPr>
+        <w:pStyle w:val="ListParagraph"/>
+        <w:numPr>
+          <w:ilvl w:val="0"/>
+          <w:numId w:val="1"/>
+        </w:numPr>
+        <w:spacing w:after="60"/>
+      </w:pPr>
+      <w:r>
+        <w:t xml:space="preserve">AS9100:2015 aerospace certification obtained plus 4 First-Article development orders - a move up the value chain</w:t>
+      </w:r>
+    </w:p>
+    <w:p>
+      <w:pPr>
+        <w:pStyle w:val="ListParagraph"/>
+        <w:numPr>
+          <w:ilvl w:val="0"/>
+          <w:numId w:val="1"/>
+        </w:numPr>
+        <w:spacing w:after="60"/>
+      </w:pPr>
+      <w:r>
+        <w:t xml:space="preserve">FY26 annual report filed with exchanges 2 September 2026; 5th AGM scheduled 28 September 2026</w:t>
+      </w:r>
+    </w:p>
+    <w:p>
+      <w:pPr>
+        <w:spacing w:after="120"/>
+      </w:pPr>
+      <w:r>
+        <w:rPr>
+          <w:b/>
+          <w:bCs/>
+          <w:sz w:val="20"/>
+          <w:szCs w:val="20"/>
+        </w:rPr>
+        <w:t xml:space="preserve">Key new facts vs. the prior write-up:</w:t>
+      </w:r>
+    </w:p>
+    <w:p>
+      <w:pPr>
+        <w:pStyle w:val="ListParagraph"/>
+        <w:numPr>
+          <w:ilvl w:val="0"/>
+          <w:numId w:val="1"/>
+        </w:numPr>
+        <w:spacing w:after="60"/>
+      </w:pPr>
+      <w:r>
+        <w:t xml:space="preserve">Order book up ~970% YoY to ~Rs3,033cr (May-26), 73.7% energy-concentrated - the single biggest new fact this pass, materially firming the tailwind/tam case</w:t>
+      </w:r>
+    </w:p>
+    <w:p>
+      <w:pPr>
+        <w:pStyle w:val="ListParagraph"/>
+        <w:numPr>
+          <w:ilvl w:val="0"/>
+          <w:numId w:val="1"/>
+        </w:numPr>
+        <w:spacing w:after="60"/>
+      </w:pPr>
+      <w:r>
+        <w:t xml:space="preserve">New ~Rs250cr capacity-expansion capex (FY27/28) to lift machine-hours ~60% - directly tied to converting the order book, with monsoon-driven schedule risk already flagged</w:t>
+      </w:r>
+    </w:p>
+    <w:p>
+      <w:pPr>
+        <w:pStyle w:val="ListParagraph"/>
+        <w:numPr>
+          <w:ilvl w:val="0"/>
+          <w:numId w:val="1"/>
+        </w:numPr>
+        <w:spacing w:after="60"/>
+      </w:pPr>
+      <w:r>
+        <w:t xml:space="preserve">Q1FY27 (first listed-company quarter) EBITDA grew only ~1% QoQ despite ~12% QoQ revenue growth - the promised operating leverage has not yet appeared in the numbers, a genuine execution-watch flag</w:t>
+      </w:r>
+    </w:p>
+    <w:p>
+      <w:pPr>
+        <w:pStyle w:val="ListParagraph"/>
+        <w:numPr>
+          <w:ilvl w:val="0"/>
+          <w:numId w:val="1"/>
+        </w:numPr>
+        <w:spacing w:after="60"/>
+      </w:pPr>
+      <w:r>
+        <w:t xml:space="preserve">Leverage has meaningfully improved post-IPO: D/E ~1.6-1.72x (FY25, pre-IPO) down to ~0.7x (Jun-26)</w:t>
+      </w:r>
+    </w:p>
+    <w:p>
+      <w:pPr>
+        <w:pStyle w:val="ListParagraph"/>
+        <w:numPr>
+          <w:ilvl w:val="0"/>
+          <w:numId w:val="1"/>
+        </w:numPr>
+        <w:spacing w:after="60"/>
+      </w:pPr>
+      <w:r>
+        <w:t xml:space="preserve">Trailing P/E has fallen from ~84x to ~66-68x as earnings caught up with the price, but valuation remains rich with no margin of safety</w:t>
+      </w:r>
+    </w:p>
+    <w:p>
+      <w:pPr>
+        <w:pStyle w:val="ListParagraph"/>
+        <w:numPr>
+          <w:ilvl w:val="0"/>
+          <w:numId w:val="1"/>
+        </w:numPr>
+        <w:spacing w:after="60"/>
+      </w:pPr>
+      <w:r>
+        <w:t xml:space="preserve">AS9100:2015 aerospace certification + 4 First-Article development orders - a genuine, if early, move into higher-precision aerospace work</w:t>
+      </w:r>
+    </w:p>
+    <w:p>
+      <w:pPr>
+        <w:pStyle w:val="ListParagraph"/>
+        <w:numPr>
+          <w:ilvl w:val="0"/>
+          <w:numId w:val="1"/>
+        </w:numPr>
+        <w:spacing w:after="60"/>
+      </w:pPr>
+      <w:r>
+        <w:t xml:space="preserve">Working-capital metrics remain a caution: debtor days ~153-172, cash-conversion cycle reportedly widening (~61 to ~180 days) through the growth ramp</w:t>
+      </w:r>
+    </w:p>
+    <w:p>
+      <w:pPr>
+        <w:spacing w:after="120"/>
+      </w:pPr>
+      <w:r>
+        <w:rPr>
+          <w:b/>
+          <w:bCs/>
+          <w:sz w:val="20"/>
+          <w:szCs w:val="20"/>
+        </w:rPr>
+        <w:t xml:space="preserve">Open questions / what to watch:</w:t>
+      </w:r>
+    </w:p>
+    <w:p>
+      <w:pPr>
+        <w:pStyle w:val="ListParagraph"/>
+        <w:numPr>
+          <w:ilvl w:val="0"/>
+          <w:numId w:val="1"/>
+        </w:numPr>
+        <w:spacing w:after="60"/>
+      </w:pPr>
+      <w:r>
+        <w:t xml:space="preserve">Promoter pledge % and its trend could not be confirmed this pass (CARE Ratings PDF WebFetch failed with a server error; no alternate source found within budget) - re-check next pass</w:t>
+      </w:r>
+    </w:p>
+    <w:p>
+      <w:pPr>
+        <w:pStyle w:val="ListParagraph"/>
+        <w:numPr>
+          <w:ilvl w:val="0"/>
+          <w:numId w:val="1"/>
+        </w:numPr>
+        <w:spacing w:after="60"/>
+      </w:pPr>
+      <w:r>
+        <w:t xml:space="preserve">Related-party-transaction specifics and the current status of the pre-IPO unsecured promoter loans (recallable on demand) not independently verified this pass</w:t>
+      </w:r>
+    </w:p>
+    <w:p>
+      <w:pPr>
+        <w:pStyle w:val="ListParagraph"/>
+        <w:numPr>
+          <w:ilvl w:val="0"/>
+          <w:numId w:val="1"/>
+        </w:numPr>
+        <w:spacing w:after="60"/>
+      </w:pPr>
+      <w:r>
+        <w:t xml:space="preserve">Net debt / cash balance not sourced this pass, so net_debt_to_ebitda could not be computed (only gross debt ~Rs435cr known) - left null rather than guessed</w:t>
+      </w:r>
+    </w:p>
+    <w:p>
+      <w:pPr>
+        <w:pStyle w:val="ListParagraph"/>
+        <w:numPr>
+          <w:ilvl w:val="0"/>
+          <w:numId w:val="1"/>
+        </w:numPr>
+        <w:spacing w:after="60"/>
+      </w:pPr>
+      <w:r>
+        <w:t xml:space="preserve">CFO/FCF figures not sourced this pass; given the capex intensity and elongating working capital, FCF conversion is plausibly weak/negative but no number could be defensibly derived within budget - left null rather than guessed</w:t>
+      </w:r>
+    </w:p>
+    <w:p>
+      <w:pPr>
+        <w:pStyle w:val="ListParagraph"/>
+        <w:numPr>
+          <w:ilvl w:val="0"/>
+          <w:numId w:val="1"/>
+        </w:numPr>
+        <w:spacing w:after="60"/>
+      </w:pPr>
+      <w:r>
+        <w:t xml:space="preserve">Only one post-listing quarterly shareholding disclosure found (74.19% promoter, Jun-26) - insufficient history to call a shareholding trend, so the shareholding_pattern block is left absent this pass</w:t>
+      </w:r>
+    </w:p>
+    <w:p>
+      <w:pPr>
+        <w:pStyle w:val="ListParagraph"/>
+        <w:numPr>
+          <w:ilvl w:val="0"/>
+          <w:numId w:val="1"/>
+        </w:numPr>
+        <w:spacing w:after="60"/>
+      </w:pPr>
+      <w:r>
+        <w:t xml:space="preserve">Reason for the reported ~14% post-Q1FY27 share-price decline not independently confirmed (source WebFetch returned 403) - plausibly the QoQ margin/EBITDA softness flagged above, but not verified</w:t>
+      </w:r>
+    </w:p>
+    <w:p>
+      <w:pPr>
+        <w:pStyle w:val="ListParagraph"/>
+        <w:numPr>
+          <w:ilvl w:val="0"/>
+          <w:numId w:val="1"/>
+        </w:numPr>
+        <w:spacing w:after="60"/>
+      </w:pPr>
+      <w:r>
+        <w:t xml:space="preserve">track_record block omitted this pass: only FY25 has both revenue-growth-≥10% and ROCE≥15% independently confirmed; FY23/FY24 per-year ROCE was not sourced (capacity was still ramping pre-H1FY25, plausibly lower), so a defensible 3-year pass/fail count could not be built without guessing</w:t>
+      </w:r>
+    </w:p>
+    <w:p>
+      <w:pPr>
+        <w:spacing w:after="120" w:before="120"/>
+      </w:pPr>
+      <w:r>
+        <w:rPr>
+          <w:b/>
+          <w:bCs/>
+          <w:sz w:val="20"/>
+          <w:szCs w:val="20"/>
+        </w:rPr>
+        <w:t xml:space="preserve">Conviction impact: </w:t>
+      </w:r>
+      <w:r>
+        <w:rPr>
+          <w:sz w:val="20"/>
+          <w:szCs w:val="20"/>
+        </w:rPr>
+        <w:t xml:space="preserve">Held at Medium. The order-book/capex news is a genuine, material positive newly confirmed this pass (tailwind/tam both firm to 'yes' in four_box), but it is offset by a live execution-watch flag (Q1FY27's flat-QoQ EBITDA despite strong QoQ revenue growth), continuing working-capital elongation, and an unresolved promoter-pledge/RPT open question - net, roughly a wash versus the pre-dive read. thesis_fit stays 'neither' (four_box score unchanged at 2.5; valuation remains a hard 'no').</w:t>
       </w:r>
     </w:p>
     <w:p>
@@ -303,7 +924,7 @@
         <w:spacing w:after="120" w:before="280"/>
       </w:pPr>
       <w:r>
-        <w:t xml:space="preserve">ValuePickr Community Signal</w:t>
+        <w:t xml:space="preserve">Guidance &amp; Expectation Gap</w:t>
       </w:r>
     </w:p>
     <w:p>
@@ -311,7 +932,14 @@
         <w:spacing w:after="120"/>
       </w:pPr>
       <w:r>
-        <w:t xml:space="preserve">No dedicated ValuePickr thread for Omnitech Engineering Ltd was found this pass (forum search returned only a topic for the unrelated Omnitech Infosolutions Ltd, topic_id 403) - not deep-read, per the fast-triage/no-genuinely-promising-valuation rule.</w:t>
+        <w:rPr>
+          <w:i/>
+          <w:iCs/>
+          <w:color w:val="666666"/>
+          <w:sz w:val="18"/>
+          <w:szCs w:val="18"/>
+        </w:rPr>
+        <w:t xml:space="preserve">Management guidance decoded into commitments, graded on the expectation → action → operational → commercial → financial ladder, then compared to what the current price appears to assume. Method: playbook/guidance-and-expectation-gap.md.</w:t>
       </w:r>
     </w:p>
     <w:p>
@@ -325,14 +953,1046 @@
           <w:sz w:val="20"/>
           <w:szCs w:val="20"/>
         </w:rPr>
-        <w:t xml:space="preserve">High-conviction call from a top contributor: </w:t>
-      </w:r>
-      <w:r>
-        <w:rPr>
-          <w:sz w:val="20"/>
-          <w:szCs w:val="20"/>
-        </w:rPr>
-        <w:t xml:space="preserve">Not sought this pass.</w:t>
+        <w:t xml:space="preserve">Commitment ladder (most-proven first):</w:t>
+      </w:r>
+    </w:p>
+    <w:tbl>
+      <w:tblPr>
+        <w:tblW w:type="dxa" w:w="9000"/>
+        <w:tblBorders>
+          <w:top w:val="single" w:color="auto" w:sz="4"/>
+          <w:left w:val="single" w:color="auto" w:sz="4"/>
+          <w:bottom w:val="single" w:color="auto" w:sz="4"/>
+          <w:right w:val="single" w:color="auto" w:sz="4"/>
+          <w:insideH w:val="single" w:color="auto" w:sz="4"/>
+          <w:insideV w:val="single" w:color="auto" w:sz="4"/>
+        </w:tblBorders>
+      </w:tblPr>
+      <w:tblGrid>
+        <w:gridCol w:w="1100"/>
+        <w:gridCol w:w="2600"/>
+        <w:gridCol w:w="2400"/>
+        <w:gridCol w:w="900"/>
+        <w:gridCol w:w="1200"/>
+        <w:gridCol w:w="800"/>
+      </w:tblGrid>
+      <w:tr>
+        <w:trPr>
+          <w:tblHeader/>
+        </w:trPr>
+        <w:tc>
+          <w:tcPr>
+            <w:tcW w:type="dxa" w:w="1100"/>
+            <w:shd w:fill="F2F2F2" w:val="clear"/>
+          </w:tcPr>
+          <w:p>
+            <w:r>
+              <w:rPr>
+                <w:b/>
+                <w:bCs/>
+                <w:sz w:val="18"/>
+                <w:szCs w:val="18"/>
+              </w:rPr>
+              <w:t xml:space="preserve">Area</w:t>
+            </w:r>
+          </w:p>
+        </w:tc>
+        <w:tc>
+          <w:tcPr>
+            <w:tcW w:type="dxa" w:w="2600"/>
+            <w:shd w:fill="F2F2F2" w:val="clear"/>
+          </w:tcPr>
+          <w:p>
+            <w:r>
+              <w:rPr>
+                <w:b/>
+                <w:bCs/>
+                <w:sz w:val="18"/>
+                <w:szCs w:val="18"/>
+              </w:rPr>
+              <w:t xml:space="preserve">Commitment</w:t>
+            </w:r>
+          </w:p>
+        </w:tc>
+        <w:tc>
+          <w:tcPr>
+            <w:tcW w:type="dxa" w:w="2400"/>
+            <w:shd w:fill="F2F2F2" w:val="clear"/>
+          </w:tcPr>
+          <w:p>
+            <w:r>
+              <w:rPr>
+                <w:b/>
+                <w:bCs/>
+                <w:sz w:val="18"/>
+                <w:szCs w:val="18"/>
+              </w:rPr>
+              <w:t xml:space="preserve">Specifics</w:t>
+            </w:r>
+          </w:p>
+        </w:tc>
+        <w:tc>
+          <w:tcPr>
+            <w:tcW w:type="dxa" w:w="900"/>
+            <w:shd w:fill="F2F2F2" w:val="clear"/>
+          </w:tcPr>
+          <w:p>
+            <w:r>
+              <w:rPr>
+                <w:b/>
+                <w:bCs/>
+                <w:sz w:val="18"/>
+                <w:szCs w:val="18"/>
+              </w:rPr>
+              <w:t xml:space="preserve">By when</w:t>
+            </w:r>
+          </w:p>
+        </w:tc>
+        <w:tc>
+          <w:tcPr>
+            <w:tcW w:type="dxa" w:w="1200"/>
+            <w:shd w:fill="F2F2F2" w:val="clear"/>
+          </w:tcPr>
+          <w:p>
+            <w:r>
+              <w:rPr>
+                <w:b/>
+                <w:bCs/>
+                <w:sz w:val="18"/>
+                <w:szCs w:val="18"/>
+              </w:rPr>
+              <w:t xml:space="preserve">Stage</w:t>
+            </w:r>
+          </w:p>
+        </w:tc>
+        <w:tc>
+          <w:tcPr>
+            <w:tcW w:type="dxa" w:w="800"/>
+            <w:shd w:fill="F2F2F2" w:val="clear"/>
+          </w:tcPr>
+          <w:p>
+            <w:r>
+              <w:rPr>
+                <w:b/>
+                <w:bCs/>
+                <w:sz w:val="18"/>
+                <w:szCs w:val="18"/>
+              </w:rPr>
+              <w:t xml:space="preserve">Thesis-critical</w:t>
+            </w:r>
+          </w:p>
+        </w:tc>
+      </w:tr>
+      <w:tr>
+        <w:tc>
+          <w:tcPr>
+            <w:tcW w:type="dxa" w:w="1100"/>
+          </w:tcPr>
+          <w:p>
+            <w:r>
+              <w:rPr>
+                <w:b w:val="false"/>
+                <w:bCs w:val="false"/>
+                <w:sz w:val="18"/>
+                <w:szCs w:val="18"/>
+              </w:rPr>
+              <w:t xml:space="preserve">orders</w:t>
+            </w:r>
+          </w:p>
+        </w:tc>
+        <w:tc>
+          <w:tcPr>
+            <w:tcW w:type="dxa" w:w="2600"/>
+          </w:tcPr>
+          <w:p>
+            <w:r>
+              <w:rPr>
+                <w:b w:val="false"/>
+                <w:bCs w:val="false"/>
+                <w:sz w:val="18"/>
+                <w:szCs w:val="18"/>
+              </w:rPr>
+              <w:t xml:space="preserve">Order book surged ~970% YoY, dominated by energy-sector orders</w:t>
+            </w:r>
+          </w:p>
+        </w:tc>
+        <w:tc>
+          <w:tcPr>
+            <w:tcW w:type="dxa" w:w="2400"/>
+          </w:tcPr>
+          <w:p>
+            <w:r>
+              <w:rPr>
+                <w:b w:val="false"/>
+                <w:bCs w:val="false"/>
+                <w:sz w:val="18"/>
+                <w:szCs w:val="18"/>
+              </w:rPr>
+              <w:t xml:space="preserve">~Rs3,033cr order book (May-26) vs ~Rs284cr a year earlier; Energy 73.7% / Motion-control &amp; automation 13.7% / Industrial equipment 12.6%</w:t>
+            </w:r>
+          </w:p>
+        </w:tc>
+        <w:tc>
+          <w:tcPr>
+            <w:tcW w:type="dxa" w:w="900"/>
+          </w:tcPr>
+          <w:p>
+            <w:r>
+              <w:rPr>
+                <w:b w:val="false"/>
+                <w:bCs w:val="false"/>
+                <w:sz w:val="18"/>
+                <w:szCs w:val="18"/>
+              </w:rPr>
+              <w:t xml:space="preserve">12M</w:t>
+            </w:r>
+          </w:p>
+        </w:tc>
+        <w:tc>
+          <w:tcPr>
+            <w:tcW w:type="dxa" w:w="1200"/>
+          </w:tcPr>
+          <w:p>
+            <w:r>
+              <w:rPr>
+                <w:b w:val="false"/>
+                <w:bCs w:val="false"/>
+                <w:sz w:val="18"/>
+                <w:szCs w:val="18"/>
+              </w:rPr>
+              <w:t xml:space="preserve">commercial</w:t>
+            </w:r>
+          </w:p>
+        </w:tc>
+        <w:tc>
+          <w:tcPr>
+            <w:tcW w:type="dxa" w:w="800"/>
+          </w:tcPr>
+          <w:p>
+            <w:r>
+              <w:rPr>
+                <w:b w:val="false"/>
+                <w:bCs w:val="false"/>
+                <w:sz w:val="18"/>
+                <w:szCs w:val="18"/>
+              </w:rPr>
+              <w:t xml:space="preserve">yes</w:t>
+            </w:r>
+          </w:p>
+        </w:tc>
+      </w:tr>
+      <w:tr>
+        <w:tc>
+          <w:tcPr>
+            <w:tcW w:type="dxa" w:w="1100"/>
+          </w:tcPr>
+          <w:p>
+            <w:r>
+              <w:rPr>
+                <w:b w:val="false"/>
+                <w:bCs w:val="false"/>
+                <w:sz w:val="18"/>
+                <w:szCs w:val="18"/>
+              </w:rPr>
+              <w:t xml:space="preserve">capex</w:t>
+            </w:r>
+          </w:p>
+        </w:tc>
+        <w:tc>
+          <w:tcPr>
+            <w:tcW w:type="dxa" w:w="2600"/>
+          </w:tcPr>
+          <w:p>
+            <w:r>
+              <w:rPr>
+                <w:b w:val="false"/>
+                <w:bCs w:val="false"/>
+                <w:sz w:val="18"/>
+                <w:szCs w:val="18"/>
+              </w:rPr>
+              <w:t xml:space="preserve">New capex programme to expand machining capacity ~60%</w:t>
+            </w:r>
+          </w:p>
+        </w:tc>
+        <w:tc>
+          <w:tcPr>
+            <w:tcW w:type="dxa" w:w="2400"/>
+          </w:tcPr>
+          <w:p>
+            <w:r>
+              <w:rPr>
+                <w:b w:val="false"/>
+                <w:bCs w:val="false"/>
+                <w:sz w:val="18"/>
+                <w:szCs w:val="18"/>
+              </w:rPr>
+              <w:t xml:space="preserve">Rs~250cr (Rs100cr building + Rs150cr plant &amp; machinery), targeting ~42-43 lakh annualised machine-hours vs ~26.4 lakh currently</w:t>
+            </w:r>
+          </w:p>
+        </w:tc>
+        <w:tc>
+          <w:tcPr>
+            <w:tcW w:type="dxa" w:w="900"/>
+          </w:tcPr>
+          <w:p>
+            <w:r>
+              <w:rPr>
+                <w:b w:val="false"/>
+                <w:bCs w:val="false"/>
+                <w:sz w:val="18"/>
+                <w:szCs w:val="18"/>
+              </w:rPr>
+              <w:t xml:space="preserve">FY27</w:t>
+            </w:r>
+          </w:p>
+        </w:tc>
+        <w:tc>
+          <w:tcPr>
+            <w:tcW w:type="dxa" w:w="1200"/>
+          </w:tcPr>
+          <w:p>
+            <w:r>
+              <w:rPr>
+                <w:b w:val="false"/>
+                <w:bCs w:val="false"/>
+                <w:sz w:val="18"/>
+                <w:szCs w:val="18"/>
+              </w:rPr>
+              <w:t xml:space="preserve">action</w:t>
+            </w:r>
+          </w:p>
+        </w:tc>
+        <w:tc>
+          <w:tcPr>
+            <w:tcW w:type="dxa" w:w="800"/>
+          </w:tcPr>
+          <w:p>
+            <w:r>
+              <w:rPr>
+                <w:b w:val="false"/>
+                <w:bCs w:val="false"/>
+                <w:sz w:val="18"/>
+                <w:szCs w:val="18"/>
+              </w:rPr>
+              <w:t xml:space="preserve">yes</w:t>
+            </w:r>
+          </w:p>
+        </w:tc>
+      </w:tr>
+      <w:tr>
+        <w:tc>
+          <w:tcPr>
+            <w:tcW w:type="dxa" w:w="1100"/>
+          </w:tcPr>
+          <w:p>
+            <w:r>
+              <w:rPr>
+                <w:b w:val="false"/>
+                <w:bCs w:val="false"/>
+                <w:sz w:val="18"/>
+                <w:szCs w:val="18"/>
+              </w:rPr>
+              <w:t xml:space="preserve">margin</w:t>
+            </w:r>
+          </w:p>
+        </w:tc>
+        <w:tc>
+          <w:tcPr>
+            <w:tcW w:type="dxa" w:w="2600"/>
+          </w:tcPr>
+          <w:p>
+            <w:r>
+              <w:rPr>
+                <w:b w:val="false"/>
+                <w:bCs w:val="false"/>
+                <w:sz w:val="18"/>
+                <w:szCs w:val="18"/>
+              </w:rPr>
+              <w:t xml:space="preserve">Disciplined margin management and reduced working-capital days</w:t>
+            </w:r>
+          </w:p>
+        </w:tc>
+        <w:tc>
+          <w:tcPr>
+            <w:tcW w:type="dxa" w:w="2400"/>
+          </w:tcPr>
+          <w:p>
+            <w:r>
+              <w:rPr>
+                <w:b w:val="false"/>
+                <w:bCs w:val="false"/>
+                <w:sz w:val="18"/>
+                <w:szCs w:val="18"/>
+              </w:rPr>
+              <w:t xml:space="preserve">no explicit numeric margin target found this pass; qualitative management commentary only</w:t>
+            </w:r>
+          </w:p>
+        </w:tc>
+        <w:tc>
+          <w:tcPr>
+            <w:tcW w:type="dxa" w:w="900"/>
+          </w:tcPr>
+          <w:p>
+            <w:r>
+              <w:rPr>
+                <w:b w:val="false"/>
+                <w:bCs w:val="false"/>
+                <w:sz w:val="18"/>
+                <w:szCs w:val="18"/>
+              </w:rPr>
+              <w:t xml:space="preserve">6M</w:t>
+            </w:r>
+          </w:p>
+        </w:tc>
+        <w:tc>
+          <w:tcPr>
+            <w:tcW w:type="dxa" w:w="1200"/>
+          </w:tcPr>
+          <w:p>
+            <w:r>
+              <w:rPr>
+                <w:b w:val="false"/>
+                <w:bCs w:val="false"/>
+                <w:sz w:val="18"/>
+                <w:szCs w:val="18"/>
+              </w:rPr>
+              <w:t xml:space="preserve">expectation</w:t>
+            </w:r>
+          </w:p>
+        </w:tc>
+        <w:tc>
+          <w:tcPr>
+            <w:tcW w:type="dxa" w:w="800"/>
+          </w:tcPr>
+          <w:p>
+            <w:r>
+              <w:rPr>
+                <w:b w:val="false"/>
+                <w:bCs w:val="false"/>
+                <w:sz w:val="18"/>
+                <w:szCs w:val="18"/>
+              </w:rPr>
+              <w:t xml:space="preserve">yes</w:t>
+            </w:r>
+          </w:p>
+        </w:tc>
+      </w:tr>
+      <w:tr>
+        <w:tc>
+          <w:tcPr>
+            <w:tcW w:type="dxa" w:w="1100"/>
+          </w:tcPr>
+          <w:p>
+            <w:r>
+              <w:rPr>
+                <w:b w:val="false"/>
+                <w:bCs w:val="false"/>
+                <w:sz w:val="18"/>
+                <w:szCs w:val="18"/>
+              </w:rPr>
+              <w:t xml:space="preserve">new_business</w:t>
+            </w:r>
+          </w:p>
+        </w:tc>
+        <w:tc>
+          <w:tcPr>
+            <w:tcW w:type="dxa" w:w="2600"/>
+          </w:tcPr>
+          <w:p>
+            <w:r>
+              <w:rPr>
+                <w:b w:val="false"/>
+                <w:bCs w:val="false"/>
+                <w:sz w:val="18"/>
+                <w:szCs w:val="18"/>
+              </w:rPr>
+              <w:t xml:space="preserve">Move up the value chain into aerospace-grade precision work</w:t>
+            </w:r>
+          </w:p>
+        </w:tc>
+        <w:tc>
+          <w:tcPr>
+            <w:tcW w:type="dxa" w:w="2400"/>
+          </w:tcPr>
+          <w:p>
+            <w:r>
+              <w:rPr>
+                <w:b w:val="false"/>
+                <w:bCs w:val="false"/>
+                <w:sz w:val="18"/>
+                <w:szCs w:val="18"/>
+              </w:rPr>
+              <w:t xml:space="preserve">AS9100:2015 aerospace certification obtained + 4 First-Article (FA) development orders</w:t>
+            </w:r>
+          </w:p>
+        </w:tc>
+        <w:tc>
+          <w:tcPr>
+            <w:tcW w:type="dxa" w:w="900"/>
+          </w:tcPr>
+          <w:p>
+            <w:r>
+              <w:rPr>
+                <w:b w:val="false"/>
+                <w:bCs w:val="false"/>
+                <w:sz w:val="18"/>
+                <w:szCs w:val="18"/>
+              </w:rPr>
+              <w:t xml:space="preserve">12M</w:t>
+            </w:r>
+          </w:p>
+        </w:tc>
+        <w:tc>
+          <w:tcPr>
+            <w:tcW w:type="dxa" w:w="1200"/>
+          </w:tcPr>
+          <w:p>
+            <w:r>
+              <w:rPr>
+                <w:b w:val="false"/>
+                <w:bCs w:val="false"/>
+                <w:sz w:val="18"/>
+                <w:szCs w:val="18"/>
+              </w:rPr>
+              <w:t xml:space="preserve">action</w:t>
+            </w:r>
+          </w:p>
+        </w:tc>
+        <w:tc>
+          <w:tcPr>
+            <w:tcW w:type="dxa" w:w="800"/>
+          </w:tcPr>
+          <w:p>
+            <w:r>
+              <w:rPr>
+                <w:b w:val="false"/>
+                <w:bCs w:val="false"/>
+                <w:sz w:val="18"/>
+                <w:szCs w:val="18"/>
+              </w:rPr>
+              <w:t xml:space="preserve"/>
+            </w:r>
+          </w:p>
+        </w:tc>
+      </w:tr>
+    </w:tbl>
+    <w:p>
+      <w:pPr>
+        <w:spacing w:after="60" w:before="120"/>
+      </w:pPr>
+      <w:r>
+        <w:rPr>
+          <w:b/>
+          <w:bCs/>
+          <w:sz w:val="20"/>
+          <w:szCs w:val="20"/>
+        </w:rPr>
+        <w:t xml:space="preserve">Earnings chain: </w:t>
+      </w:r>
+      <w:r>
+        <w:rPr>
+          <w:b w:val="false"/>
+          <w:bCs w:val="false"/>
+          <w:sz w:val="20"/>
+          <w:szCs w:val="20"/>
+        </w:rPr>
+        <w:t xml:space="preserve">~Rs3,033cr order book (energy-heavy)</w:t>
+      </w:r>
+      <w:r>
+        <w:rPr>
+          <w:color w:val="666666"/>
+          <w:sz w:val="20"/>
+          <w:szCs w:val="20"/>
+        </w:rPr>
+        <w:t xml:space="preserve"> → </w:t>
+      </w:r>
+      <w:r>
+        <w:rPr>
+          <w:b w:val="false"/>
+          <w:bCs w:val="false"/>
+          <w:sz w:val="20"/>
+          <w:szCs w:val="20"/>
+        </w:rPr>
+        <w:t xml:space="preserve">capacity expansion (~Rs250cr capex to ~42-43 lakh machine-hrs)</w:t>
+      </w:r>
+      <w:r>
+        <w:rPr>
+          <w:color w:val="666666"/>
+          <w:sz w:val="20"/>
+          <w:szCs w:val="20"/>
+        </w:rPr>
+        <w:t xml:space="preserve"> → </w:t>
+      </w:r>
+      <w:r>
+        <w:rPr>
+          <w:b w:val="false"/>
+          <w:bCs w:val="false"/>
+          <w:sz w:val="20"/>
+          <w:szCs w:val="20"/>
+        </w:rPr>
+        <w:t xml:space="preserve">execution/revenue recognition</w:t>
+      </w:r>
+      <w:r>
+        <w:rPr>
+          <w:color w:val="666666"/>
+          <w:sz w:val="20"/>
+          <w:szCs w:val="20"/>
+        </w:rPr>
+        <w:t xml:space="preserve"> → </w:t>
+      </w:r>
+      <w:r>
+        <w:rPr>
+          <w:b w:val="false"/>
+          <w:bCs w:val="false"/>
+          <w:sz w:val="20"/>
+          <w:szCs w:val="20"/>
+        </w:rPr>
+        <w:t xml:space="preserve">operating leverage on higher utilisation</w:t>
+      </w:r>
+      <w:r>
+        <w:rPr>
+          <w:color w:val="666666"/>
+          <w:sz w:val="20"/>
+          <w:szCs w:val="20"/>
+        </w:rPr>
+        <w:t xml:space="preserve"> → </w:t>
+      </w:r>
+      <w:r>
+        <w:rPr>
+          <w:b w:val="false"/>
+          <w:bCs w:val="false"/>
+          <w:sz w:val="20"/>
+          <w:szCs w:val="20"/>
+        </w:rPr>
+        <w:t xml:space="preserve">EBITDA margin (~30-34%)</w:t>
+      </w:r>
+      <w:r>
+        <w:rPr>
+          <w:color w:val="666666"/>
+          <w:sz w:val="20"/>
+          <w:szCs w:val="20"/>
+        </w:rPr>
+        <w:t xml:space="preserve"> → </w:t>
+      </w:r>
+      <w:r>
+        <w:rPr>
+          <w:b w:val="false"/>
+          <w:bCs w:val="false"/>
+          <w:sz w:val="20"/>
+          <w:szCs w:val="20"/>
+        </w:rPr>
+        <w:t xml:space="preserve">PAT/FCF</w:t>
+      </w:r>
+    </w:p>
+    <w:p>
+      <w:pPr>
+        <w:spacing w:after="120"/>
+      </w:pPr>
+      <w:r>
+        <w:rPr>
+          <w:color w:val="666666"/>
+          <w:sz w:val="18"/>
+          <w:szCs w:val="18"/>
+        </w:rPr>
+        <w:t xml:space="preserve">Bottleneck link: capacity expansion / on-time commissioning of the new plants.</w:t>
+      </w:r>
+    </w:p>
+    <w:p>
+      <w:pPr>
+        <w:spacing w:after="120"/>
+      </w:pPr>
+      <w:r>
+        <w:rPr>
+          <w:color w:val="666666"/>
+          <w:sz w:val="18"/>
+          <w:szCs w:val="18"/>
+        </w:rPr>
+        <w:t xml:space="preserve">Operating leverage: yes — management cites 'disciplined margin management', though Q1FY27 EBITDA grew only ~1% QoQ on ~12% QoQ revenue growth, so the leverage has not yet shown up sequentially</w:t>
+      </w:r>
+    </w:p>
+    <w:p>
+      <w:pPr>
+        <w:spacing w:after="120"/>
+      </w:pPr>
+      <w:r>
+        <w:rPr>
+          <w:color w:val="666666"/>
+          <w:sz w:val="18"/>
+          <w:szCs w:val="18"/>
+        </w:rPr>
+        <w:t xml:space="preserve">Evidenced: ~Rs3,033cr order book (energy-heavy); execution/revenue recognition (61.5% YoY Q1FY27 revenue growth). Still assumed: capacity expansion landing on schedule; operating leverage on higher utilisation; EBITDA margin sustaining ~30-34%.</w:t>
+      </w:r>
+    </w:p>
+    <w:p>
+      <w:pPr>
+        <w:spacing w:after="120"/>
+      </w:pPr>
+      <w:r>
+        <w:rPr>
+          <w:b/>
+          <w:bCs/>
+          <w:sz w:val="20"/>
+          <w:szCs w:val="20"/>
+        </w:rPr>
+        <w:t xml:space="preserve">Market expectation vs. our path:</w:t>
+      </w:r>
+    </w:p>
+    <w:tbl>
+      <w:tblPr>
+        <w:tblW w:type="dxa" w:w="9000"/>
+        <w:tblBorders>
+          <w:top w:val="single" w:color="auto" w:sz="4"/>
+          <w:left w:val="single" w:color="auto" w:sz="4"/>
+          <w:bottom w:val="single" w:color="auto" w:sz="4"/>
+          <w:right w:val="single" w:color="auto" w:sz="4"/>
+          <w:insideH w:val="single" w:color="auto" w:sz="4"/>
+          <w:insideV w:val="single" w:color="auto" w:sz="4"/>
+        </w:tblBorders>
+      </w:tblPr>
+      <w:tblGrid>
+        <w:gridCol w:w="3200"/>
+        <w:gridCol w:w="5800"/>
+      </w:tblGrid>
+      <w:tr>
+        <w:tc>
+          <w:tcPr>
+            <w:tcW w:type="dxa" w:w="3200"/>
+            <w:shd w:fill="F2F2F2" w:val="clear"/>
+          </w:tcPr>
+          <w:p>
+            <w:r>
+              <w:rPr>
+                <w:b/>
+                <w:bCs/>
+              </w:rPr>
+              <w:t xml:space="preserve">As of</w:t>
+            </w:r>
+          </w:p>
+        </w:tc>
+        <w:tc>
+          <w:tcPr>
+            <w:tcW w:type="dxa" w:w="5800"/>
+          </w:tcPr>
+          <w:p>
+            <w:r>
+              <w:t xml:space="preserve">2026-09-22</w:t>
+            </w:r>
+          </w:p>
+        </w:tc>
+      </w:tr>
+      <w:tr>
+        <w:tc>
+          <w:tcPr>
+            <w:tcW w:type="dxa" w:w="3200"/>
+            <w:shd w:fill="F2F2F2" w:val="clear"/>
+          </w:tcPr>
+          <w:p>
+            <w:r>
+              <w:rPr>
+                <w:b/>
+                <w:bCs/>
+              </w:rPr>
+              <w:t xml:space="preserve">Price / multiple</w:t>
+            </w:r>
+          </w:p>
+        </w:tc>
+        <w:tc>
+          <w:tcPr>
+            <w:tcW w:type="dxa" w:w="5800"/>
+          </w:tcPr>
+          <w:p>
+            <w:r>
+              <w:t xml:space="preserve">Rs 570 · 66x P/E</w:t>
+            </w:r>
+          </w:p>
+        </w:tc>
+      </w:tr>
+      <w:tr>
+        <w:tc>
+          <w:tcPr>
+            <w:tcW w:type="dxa" w:w="3200"/>
+            <w:shd w:fill="F2F2F2" w:val="clear"/>
+          </w:tcPr>
+          <w:p>
+            <w:r>
+              <w:rPr>
+                <w:b/>
+                <w:bCs/>
+              </w:rPr>
+              <w:t xml:space="preserve">Right valuation lens</w:t>
+            </w:r>
+          </w:p>
+        </w:tc>
+        <w:tc>
+          <w:tcPr>
+            <w:tcW w:type="dxa" w:w="5800"/>
+          </w:tcPr>
+          <w:p>
+            <w:r>
+              <w:t xml:space="preserve">P/E</w:t>
+            </w:r>
+          </w:p>
+        </w:tc>
+      </w:tr>
+      <w:tr>
+        <w:tc>
+          <w:tcPr>
+            <w:tcW w:type="dxa" w:w="3200"/>
+            <w:shd w:fill="F2F2F2" w:val="clear"/>
+          </w:tcPr>
+          <w:p>
+            <w:r>
+              <w:rPr>
+                <w:b/>
+                <w:bCs/>
+              </w:rPr>
+              <w:t xml:space="preserve">Price implies</w:t>
+            </w:r>
+          </w:p>
+        </w:tc>
+        <w:tc>
+          <w:tcPr>
+            <w:tcW w:type="dxa" w:w="5800"/>
+          </w:tcPr>
+          <w:p>
+            <w:r>
+              <w:t xml:space="preserve">Trailing P/E ~66x is very rich for an industrial-components manufacturer; even at an optimistic ~25x precision-engineering/aerospace exit multiple, today's price needs roughly 60-70%+ sustained EPS CAGR through FY28 (reverse-P/E) - i.e. a continuation of the current hyper-growth rate, not merely the order-book conversion already flagged.</w:t>
+            </w:r>
+          </w:p>
+        </w:tc>
+      </w:tr>
+      <w:tr>
+        <w:tc>
+          <w:tcPr>
+            <w:tcW w:type="dxa" w:w="3200"/>
+            <w:shd w:fill="F2F2F2" w:val="clear"/>
+          </w:tcPr>
+          <w:p>
+            <w:r>
+              <w:rPr>
+                <w:b/>
+                <w:bCs/>
+              </w:rPr>
+              <w:t xml:space="preserve">Our FY27</w:t>
+            </w:r>
+          </w:p>
+        </w:tc>
+        <w:tc>
+          <w:tcPr>
+            <w:tcW w:type="dxa" w:w="5800"/>
+          </w:tcPr>
+          <w:p>
+            <w:r>
+              <w:t xml:space="preserve">Revenue growth likely 50%+ YoY as the ~Rs3,033cr energy-heavy order book converts, though Q1FY27 already showed EBITDA growing much slower than revenue QoQ (Rs50cr -&gt; Rs50.6cr on Rs149cr -&gt; Rs167cr revenue) - margin execution, not just top-line, is the swing factor</w:t>
+            </w:r>
+          </w:p>
+        </w:tc>
+      </w:tr>
+      <w:tr>
+        <w:tc>
+          <w:tcPr>
+            <w:tcW w:type="dxa" w:w="3200"/>
+            <w:shd w:fill="F2F2F2" w:val="clear"/>
+          </w:tcPr>
+          <w:p>
+            <w:r>
+              <w:rPr>
+                <w:b/>
+                <w:bCs/>
+              </w:rPr>
+              <w:t xml:space="preserve">Our FY28</w:t>
+            </w:r>
+          </w:p>
+        </w:tc>
+        <w:tc>
+          <w:tcPr>
+            <w:tcW w:type="dxa" w:w="5800"/>
+          </w:tcPr>
+          <w:p>
+            <w:r>
+              <w:t xml:space="preserve">Second leg from the new capacity (~42-43 lakh machine-hrs, up ~60%) coming online late FY27/FY28, plus any aerospace FA-order conversion; execution risk is high given this is the company's first big capex/order cycle as a listed entity</w:t>
+            </w:r>
+          </w:p>
+        </w:tc>
+      </w:tr>
+      <w:tr>
+        <w:tc>
+          <w:tcPr>
+            <w:tcW w:type="dxa" w:w="3200"/>
+            <w:shd w:fill="F2F2F2" w:val="clear"/>
+          </w:tcPr>
+          <w:p>
+            <w:r>
+              <w:rPr>
+                <w:b/>
+                <w:bCs/>
+              </w:rPr>
+              <w:t xml:space="preserve">Gap direction</w:t>
+            </w:r>
+          </w:p>
+        </w:tc>
+        <w:tc>
+          <w:tcPr>
+            <w:tcW w:type="dxa" w:w="5800"/>
+          </w:tcPr>
+          <w:p>
+            <w:r>
+              <w:t xml:space="preserve">partially-priced</w:t>
+            </w:r>
+          </w:p>
+        </w:tc>
+      </w:tr>
+      <w:tr>
+        <w:tc>
+          <w:tcPr>
+            <w:tcW w:type="dxa" w:w="3200"/>
+            <w:shd w:fill="F2F2F2" w:val="clear"/>
+          </w:tcPr>
+          <w:p>
+            <w:r>
+              <w:rPr>
+                <w:b/>
+                <w:bCs/>
+              </w:rPr>
+              <w:t xml:space="preserve">Gap type</w:t>
+            </w:r>
+          </w:p>
+        </w:tc>
+        <w:tc>
+          <w:tcPr>
+            <w:tcW w:type="dxa" w:w="5800"/>
+          </w:tcPr>
+          <w:p>
+            <w:r>
+              <w:t xml:space="preserve">margin</w:t>
+            </w:r>
+          </w:p>
+        </w:tc>
+      </w:tr>
+      <w:tr>
+        <w:tc>
+          <w:tcPr>
+            <w:tcW w:type="dxa" w:w="3200"/>
+            <w:shd w:fill="F2F2F2" w:val="clear"/>
+          </w:tcPr>
+          <w:p>
+            <w:r>
+              <w:rPr>
+                <w:b/>
+                <w:bCs/>
+              </w:rPr>
+              <w:t xml:space="preserve">Gap magnitude</w:t>
+            </w:r>
+          </w:p>
+        </w:tc>
+        <w:tc>
+          <w:tcPr>
+            <w:tcW w:type="dxa" w:w="5800"/>
+          </w:tcPr>
+          <w:p>
+            <w:r>
+              <w:t xml:space="preserve">not estimable</w:t>
+            </w:r>
+          </w:p>
+        </w:tc>
+      </w:tr>
+      <w:tr>
+        <w:tc>
+          <w:tcPr>
+            <w:tcW w:type="dxa" w:w="3200"/>
+            <w:shd w:fill="F2F2F2" w:val="clear"/>
+          </w:tcPr>
+          <w:p>
+            <w:r>
+              <w:rPr>
+                <w:b/>
+                <w:bCs/>
+              </w:rPr>
+              <w:t xml:space="preserve">Gap basis</w:t>
+            </w:r>
+          </w:p>
+        </w:tc>
+        <w:tc>
+          <w:tcPr>
+            <w:tcW w:type="dxa" w:w="5800"/>
+          </w:tcPr>
+          <w:p>
+            <w:r>
+              <w:t xml:space="preserve">The market has clearly priced in the order-book/growth story (~66x trailing), but the Q1FY27 sequential EBITDA-margin wobble (Rs50cr -&gt; Rs50.6cr on ~12% QoQ revenue growth) and the still-unproven Rs250cr new-capacity cycle mean the multiple assumes flawless execution the company has not yet demonstrated over more than one quarter</w:t>
+            </w:r>
+          </w:p>
+        </w:tc>
+      </w:tr>
+      <w:tr>
+        <w:tc>
+          <w:tcPr>
+            <w:tcW w:type="dxa" w:w="3200"/>
+            <w:shd w:fill="F2F2F2" w:val="clear"/>
+          </w:tcPr>
+          <w:p>
+            <w:r>
+              <w:rPr>
+                <w:b/>
+                <w:bCs/>
+              </w:rPr>
+              <w:t xml:space="preserve">Evidence quality</w:t>
+            </w:r>
+          </w:p>
+        </w:tc>
+        <w:tc>
+          <w:tcPr>
+            <w:tcW w:type="dxa" w:w="5800"/>
+          </w:tcPr>
+          <w:p>
+            <w:r>
+              <w:t xml:space="preserve">moderate</w:t>
+            </w:r>
+          </w:p>
+        </w:tc>
+      </w:tr>
+    </w:tbl>
+    <w:p>
+      <w:pPr>
+        <w:spacing w:after="120"/>
+      </w:pPr>
+      <w:r>
+        <w:rPr>
+          <w:i/>
+          <w:iCs/>
+          <w:color w:val="666666"/>
+          <w:sz w:val="16"/>
+          <w:szCs w:val="16"/>
+        </w:rPr>
+        <w:t xml:space="preserve">no broker consensus; implied path is a reverse-P/E estimate + screener.in forward figures + VP thread view</w:t>
+      </w:r>
+    </w:p>
+    <w:p>
+      <w:pPr>
+        <w:spacing w:after="120" w:before="120"/>
+      </w:pPr>
+      <w:r>
+        <w:rPr>
+          <w:b/>
+          <w:bCs/>
+          <w:sz w:val="20"/>
+          <w:szCs w:val="20"/>
+        </w:rPr>
+        <w:t xml:space="preserve">Catalyst: </w:t>
+      </w:r>
+      <w:r>
+        <w:rPr>
+          <w:sz w:val="20"/>
+          <w:szCs w:val="20"/>
+        </w:rPr>
+        <w:t xml:space="preserve">FY27 capex commissioning (new machine-hour capacity) plus continued execution of the energy-heavy order book, with Q2/Q3 FY27 prints showing whether EBITDA margin/operating leverage catches up to revenue growth</w:t>
+      </w:r>
+      <w:r>
+        <w:rPr>
+          <w:color w:val="666666"/>
+          <w:sz w:val="18"/>
+          <w:szCs w:val="18"/>
+        </w:rPr>
+        <w:t xml:space="preserve"> (window ~9M from 2026-09-22; undated; evidence med; pending)</w:t>
       </w:r>
     </w:p>
     <w:p>
@@ -341,7 +2001,7 @@
         <w:spacing w:after="120" w:before="280"/>
       </w:pPr>
       <w:r>
-        <w:t xml:space="preserve">BSE Corporate Actions / Other Red Flags</w:t>
+        <w:t xml:space="preserve">Ishmohit-Lens Checks (value chain · earnings quality · growth trajectory · management · quality metrics · track record · global-signal check)</w:t>
       </w:r>
     </w:p>
     <w:p>
@@ -349,42 +2009,702 @@
         <w:spacing w:after="120"/>
       </w:pPr>
       <w:r>
-        <w:t xml:space="preserve">No red flags found this pass (no going-concern, SEBI action, promoter-holding collapse, or auditor resignation surfaced).</w:t>
-      </w:r>
-    </w:p>
+        <w:rPr>
+          <w:i/>
+          <w:iCs/>
+          <w:color w:val="666666"/>
+          <w:sz w:val="18"/>
+          <w:szCs w:val="18"/>
+        </w:rPr>
+        <w:t xml:space="preserve">Extra checks drawn from @ishmohit1 / SOIC methodology (playbook/ishmohit-soic-style.md): where the company sits in its value chain and what the supply side is doing, whether a margin/PAT inflection is structural or a cyclical peak, the rate-of-change of growth vs. what the multiple demands, and management quality as a positive attribute.</w:t>
+      </w:r>
+    </w:p>
+    <w:p>
+      <w:pPr>
+        <w:spacing w:after="120"/>
+      </w:pPr>
+      <w:r>
+        <w:rPr>
+          <w:b/>
+          <w:bCs/>
+          <w:sz w:val="20"/>
+          <w:szCs w:val="20"/>
+        </w:rPr>
+        <w:t xml:space="preserve">Value chain &amp; supply side:</w:t>
+      </w:r>
+    </w:p>
+    <w:tbl>
+      <w:tblPr>
+        <w:tblW w:type="dxa" w:w="9000"/>
+        <w:tblBorders>
+          <w:top w:val="single" w:color="auto" w:sz="4"/>
+          <w:left w:val="single" w:color="auto" w:sz="4"/>
+          <w:bottom w:val="single" w:color="auto" w:sz="4"/>
+          <w:right w:val="single" w:color="auto" w:sz="4"/>
+          <w:insideH w:val="single" w:color="auto" w:sz="4"/>
+          <w:insideV w:val="single" w:color="auto" w:sz="4"/>
+        </w:tblBorders>
+      </w:tblPr>
+      <w:tblGrid>
+        <w:gridCol w:w="3200"/>
+        <w:gridCol w:w="5800"/>
+      </w:tblGrid>
+      <w:tr>
+        <w:tc>
+          <w:tcPr>
+            <w:tcW w:type="dxa" w:w="3200"/>
+            <w:shd w:fill="F2F2F2" w:val="clear"/>
+          </w:tcPr>
+          <w:p>
+            <w:r>
+              <w:rPr>
+                <w:b/>
+                <w:bCs/>
+              </w:rPr>
+              <w:t xml:space="preserve">Theme</w:t>
+            </w:r>
+          </w:p>
+        </w:tc>
+        <w:tc>
+          <w:tcPr>
+            <w:tcW w:type="dxa" w:w="5800"/>
+          </w:tcPr>
+          <w:p>
+            <w:r>
+              <w:t xml:space="preserve">precision-engineered components for energy transition / industrial automation - global machining/forging/casting supply chain</w:t>
+            </w:r>
+          </w:p>
+        </w:tc>
+      </w:tr>
+      <w:tr>
+        <w:tc>
+          <w:tcPr>
+            <w:tcW w:type="dxa" w:w="3200"/>
+            <w:shd w:fill="F2F2F2" w:val="clear"/>
+          </w:tcPr>
+          <w:p>
+            <w:r>
+              <w:rPr>
+                <w:b/>
+                <w:bCs/>
+              </w:rPr>
+              <w:t xml:space="preserve">This company's position</w:t>
+            </w:r>
+          </w:p>
+        </w:tc>
+        <w:tc>
+          <w:tcPr>
+            <w:tcW w:type="dxa" w:w="5800"/>
+          </w:tcPr>
+          <w:p>
+            <w:r>
+              <w:t xml:space="preserve">contract precision-machining supplier (5-micron tolerances) to global energy, motion-control/automation and industrial-equipment OEMs, exporting from India - China+1/supply-chain-diversification beneficiary, ~75% of revenue international, ~53% North America</w:t>
+            </w:r>
+          </w:p>
+        </w:tc>
+      </w:tr>
+      <w:tr>
+        <w:tc>
+          <w:tcPr>
+            <w:tcW w:type="dxa" w:w="3200"/>
+            <w:shd w:fill="F2F2F2" w:val="clear"/>
+          </w:tcPr>
+          <w:p>
+            <w:r>
+              <w:rPr>
+                <w:b/>
+                <w:bCs/>
+              </w:rPr>
+              <w:t xml:space="preserve">Bottleneck node (pricing power)</w:t>
+            </w:r>
+          </w:p>
+        </w:tc>
+        <w:tc>
+          <w:tcPr>
+            <w:tcW w:type="dxa" w:w="5800"/>
+          </w:tcPr>
+          <w:p>
+            <w:r>
+              <w:t xml:space="preserve">machining capacity (annualised machine-hours) - the company itself names this as the binding constraint, hence the fresh ~Rs250cr FY27/28 capex to go from ~26.4 lakh to ~42-43 lakh machine-hours</w:t>
+            </w:r>
+          </w:p>
+        </w:tc>
+      </w:tr>
+      <w:tr>
+        <w:tc>
+          <w:tcPr>
+            <w:tcW w:type="dxa" w:w="3200"/>
+            <w:shd w:fill="F2F2F2" w:val="clear"/>
+          </w:tcPr>
+          <w:p>
+            <w:r>
+              <w:rPr>
+                <w:b/>
+                <w:bCs/>
+              </w:rPr>
+              <w:t xml:space="preserve">Supply-side status</w:t>
+            </w:r>
+          </w:p>
+        </w:tc>
+        <w:tc>
+          <w:tcPr>
+            <w:tcW w:type="dxa" w:w="5800"/>
+          </w:tcPr>
+          <w:p>
+            <w:r>
+              <w:t xml:space="preserve">adding</w:t>
+            </w:r>
+          </w:p>
+        </w:tc>
+      </w:tr>
+      <w:tr>
+        <w:tc>
+          <w:tcPr>
+            <w:tcW w:type="dxa" w:w="3200"/>
+            <w:shd w:fill="F2F2F2" w:val="clear"/>
+          </w:tcPr>
+          <w:p>
+            <w:r>
+              <w:rPr>
+                <w:b/>
+                <w:bCs/>
+              </w:rPr>
+              <w:t xml:space="preserve">Adjacent-node peers</w:t>
+            </w:r>
+          </w:p>
+        </w:tc>
+        <w:tc>
+          <w:tcPr>
+            <w:tcW w:type="dxa" w:w="5800"/>
+          </w:tcPr>
+          <w:p>
+            <w:r>
+              <w:t xml:space="preserve">Azad Engineering, MTAR Technologies, Ramkrishna Forgings, Jyoti CNC Automation</w:t>
+            </w:r>
+          </w:p>
+        </w:tc>
+      </w:tr>
+    </w:tbl>
+    <w:p>
+      <w:pPr>
+        <w:spacing w:after="120"/>
+      </w:pPr>
+      <w:r>
+        <w:rPr>
+          <w:color w:val="666666"/>
+          <w:sz w:val="18"/>
+          <w:szCs w:val="18"/>
+        </w:rPr>
+        <w:t xml:space="preserve">Omnitech is itself the one aggressively adding capacity (Rs235cr FY23-25 + Rs250cr FY27/28) - a bet that the current order surge, concentrated 73.7% in energy, is structural rather than a one-time spike; late-cycle glut risk if the mega-order cycle normalises before the new capacity is fully utilised.</w:t>
+      </w:r>
+    </w:p>
+    <w:p>
+      <w:pPr>
+        <w:spacing w:after="60" w:before="120"/>
+      </w:pPr>
+      <w:r>
+        <w:rPr>
+          <w:b/>
+          <w:bCs/>
+          <w:sz w:val="20"/>
+          <w:szCs w:val="20"/>
+        </w:rPr>
+        <w:t xml:space="preserve">Earnings quality: </w:t>
+      </w:r>
+      <w:r>
+        <w:rPr>
+          <w:sz w:val="20"/>
+          <w:szCs w:val="20"/>
+        </w:rPr>
+        <w:t xml:space="preserve">margin driver mixed</w:t>
+      </w:r>
+      <w:r>
+        <w:rPr>
+          <w:b/>
+          <w:bCs/>
+          <w:color w:val="A32020"/>
+          <w:sz w:val="20"/>
+          <w:szCs w:val="20"/>
+        </w:rPr>
+        <w:t xml:space="preserve">  — PEAK-MARGIN RISK: do not capitalise current margins</w:t>
+      </w:r>
+    </w:p>
+    <w:p>
+      <w:pPr>
+        <w:spacing w:after="120"/>
+      </w:pPr>
+      <w:r>
+        <w:rPr>
+          <w:color w:val="666666"/>
+          <w:sz w:val="18"/>
+          <w:szCs w:val="18"/>
+        </w:rPr>
+        <w:t xml:space="preserve">Drivers: capacity-utilisation ramp (machines 161-&gt;292 FY23-25, more coming FY27/28); mix shift toward higher-value energy/aerospace orders; operating leverage on the enlarged order book (not yet visible sequentially).</w:t>
+      </w:r>
+    </w:p>
+    <w:p>
+      <w:pPr>
+        <w:spacing w:after="120"/>
+      </w:pPr>
+      <w:r>
+        <w:rPr>
+          <w:color w:val="666666"/>
+          <w:sz w:val="18"/>
+          <w:szCs w:val="18"/>
+        </w:rPr>
+        <w:t xml:space="preserve">FY25 EBITDA margin ~33.6% and Q1FY27 ~30% are well above a generalist precision-machining shop's typical level; a large share of the order book (73.7%) is concentrated in energy-sector work whose margin/mix may not persist once the current mega-order cycle normalises or diversifies.</w:t>
+      </w:r>
+    </w:p>
+    <w:p>
+      <w:pPr>
+        <w:spacing w:after="60" w:before="120"/>
+      </w:pPr>
+      <w:r>
+        <w:rPr>
+          <w:b/>
+          <w:bCs/>
+          <w:sz w:val="20"/>
+          <w:szCs w:val="20"/>
+        </w:rPr>
+        <w:t xml:space="preserve">Growth trajectory: </w:t>
+      </w:r>
+      <w:r>
+        <w:rPr>
+          <w:b w:val="false"/>
+          <w:bCs w:val="false"/>
+          <w:sz w:val="20"/>
+          <w:szCs w:val="20"/>
+        </w:rPr>
+        <w:t xml:space="preserve">YoY growth rate is accelerating</w:t>
+      </w:r>
+    </w:p>
+    <w:p>
+      <w:pPr>
+        <w:spacing w:after="120"/>
+      </w:pPr>
+      <w:r>
+        <w:rPr>
+          <w:color w:val="666666"/>
+          <w:sz w:val="18"/>
+          <w:szCs w:val="18"/>
+        </w:rPr>
+        <w:t xml:space="preserve">FY24 ~Rs178cr -&gt; FY25 ~Rs343-350cr (+92% YoY) -&gt; FY26 consol ~Rs511cr (+49.1% YoY) -&gt; Q1FY27 (Jun-26) consol ~Rs167cr (+61.5% YoY); standalone Q4FY26 (Mar-26) ~Rs149cr -&gt; Q1FY27 (Jun-26) ~Rs167cr QoQ (~12%), but EBITDA only ~Rs50cr -&gt; ~Rs50.6cr over the same QoQ step.</w:t>
+      </w:r>
+    </w:p>
+    <w:p>
+      <w:pPr>
+        <w:spacing w:after="120"/>
+      </w:pPr>
+      <w:r>
+        <w:rPr>
+          <w:color w:val="666666"/>
+          <w:sz w:val="18"/>
+          <w:szCs w:val="18"/>
+        </w:rPr>
+        <w:t xml:space="preserve">Reverse P/E: Trailing P/E ~66-68x needs a very high forward EPS CAGR to justify even a rich ~25x precision-engineering/aerospace exit multiple within 2 years; the ~970% order-book jump and 49-61% recent YoY growth support the bull case, but the multiple is already pricing several years of flawless execution.</w:t>
+      </w:r>
+    </w:p>
+    <w:p>
+      <w:pPr>
+        <w:spacing w:after="120"/>
+      </w:pPr>
+      <w:r>
+        <w:rPr>
+          <w:b/>
+          <w:bCs/>
+          <w:sz w:val="20"/>
+          <w:szCs w:val="20"/>
+        </w:rPr>
+        <w:t xml:space="preserve">Management quality (TVGP's "P"):</w:t>
+      </w:r>
+    </w:p>
+    <w:tbl>
+      <w:tblPr>
+        <w:tblW w:type="dxa" w:w="9000"/>
+        <w:tblBorders>
+          <w:top w:val="single" w:color="auto" w:sz="4"/>
+          <w:left w:val="single" w:color="auto" w:sz="4"/>
+          <w:bottom w:val="single" w:color="auto" w:sz="4"/>
+          <w:right w:val="single" w:color="auto" w:sz="4"/>
+          <w:insideH w:val="single" w:color="auto" w:sz="4"/>
+          <w:insideV w:val="single" w:color="auto" w:sz="4"/>
+        </w:tblBorders>
+      </w:tblPr>
+      <w:tblGrid>
+        <w:gridCol w:w="3200"/>
+        <w:gridCol w:w="5800"/>
+      </w:tblGrid>
+      <w:tr>
+        <w:tc>
+          <w:tcPr>
+            <w:tcW w:type="dxa" w:w="3200"/>
+            <w:shd w:fill="F2F2F2" w:val="clear"/>
+          </w:tcPr>
+          <w:p>
+            <w:r>
+              <w:rPr>
+                <w:b/>
+                <w:bCs/>
+              </w:rPr>
+              <w:t xml:space="preserve">Assessment</w:t>
+            </w:r>
+          </w:p>
+        </w:tc>
+        <w:tc>
+          <w:tcPr>
+            <w:tcW w:type="dxa" w:w="5800"/>
+          </w:tcPr>
+          <w:p>
+            <w:r>
+              <w:t xml:space="preserve">neutral</w:t>
+            </w:r>
+          </w:p>
+        </w:tc>
+      </w:tr>
+      <w:tr>
+        <w:tc>
+          <w:tcPr>
+            <w:tcW w:type="dxa" w:w="3200"/>
+            <w:shd w:fill="F2F2F2" w:val="clear"/>
+          </w:tcPr>
+          <w:p>
+            <w:r>
+              <w:rPr>
+                <w:b/>
+                <w:bCs/>
+              </w:rPr>
+              <w:t xml:space="preserve">Capital allocation</w:t>
+            </w:r>
+          </w:p>
+        </w:tc>
+        <w:tc>
+          <w:tcPr>
+            <w:tcW w:type="dxa" w:w="5800"/>
+          </w:tcPr>
+          <w:p>
+            <w:r>
+              <w:t xml:space="preserve">Rs~235cr capex FY23-25 (machines 161-&gt;292, ~66% capacity growth) tracked with revenue nearly quadrupling over the same window without diluting ROCE (~17%+ held through the ramp); a further ~Rs250cr committed for FY27/28. No unrelated diversification found. Genuine incremental-ROCE read is hard to isolate with the data available this pass. (disciplined)</w:t>
+            </w:r>
+          </w:p>
+        </w:tc>
+      </w:tr>
+      <w:tr>
+        <w:tc>
+          <w:tcPr>
+            <w:tcW w:type="dxa" w:w="3200"/>
+            <w:shd w:fill="F2F2F2" w:val="clear"/>
+          </w:tcPr>
+          <w:p>
+            <w:r>
+              <w:rPr>
+                <w:b/>
+                <w:bCs/>
+              </w:rPr>
+              <w:t xml:space="preserve">Related-party trend</w:t>
+            </w:r>
+          </w:p>
+        </w:tc>
+        <w:tc>
+          <w:tcPr>
+            <w:tcW w:type="dxa" w:w="5800"/>
+          </w:tcPr>
+          <w:p>
+            <w:r>
+              <w:t xml:space="preserve">unclear</w:t>
+            </w:r>
+          </w:p>
+        </w:tc>
+      </w:tr>
+      <w:tr>
+        <w:tc>
+          <w:tcPr>
+            <w:tcW w:type="dxa" w:w="3200"/>
+            <w:shd w:fill="F2F2F2" w:val="clear"/>
+          </w:tcPr>
+          <w:p>
+            <w:r>
+              <w:rPr>
+                <w:b/>
+                <w:bCs/>
+              </w:rPr>
+              <w:t xml:space="preserve">Guidance credibility</w:t>
+            </w:r>
+          </w:p>
+        </w:tc>
+        <w:tc>
+          <w:tcPr>
+            <w:tcW w:type="dxa" w:w="5800"/>
+          </w:tcPr>
+          <w:p>
+            <w:r>
+              <w:t xml:space="preserve">no-track-record</w:t>
+            </w:r>
+          </w:p>
+        </w:tc>
+      </w:tr>
+      <w:tr>
+        <w:tc>
+          <w:tcPr>
+            <w:tcW w:type="dxa" w:w="3200"/>
+            <w:shd w:fill="F2F2F2" w:val="clear"/>
+          </w:tcPr>
+          <w:p>
+            <w:r>
+              <w:rPr>
+                <w:b/>
+                <w:bCs/>
+              </w:rPr>
+              <w:t xml:space="preserve">Shareholder returns</w:t>
+            </w:r>
+          </w:p>
+        </w:tc>
+        <w:tc>
+          <w:tcPr>
+            <w:tcW w:type="dxa" w:w="5800"/>
+          </w:tcPr>
+          <w:p>
+            <w:r>
+              <w:t xml:space="preserve">none</w:t>
+            </w:r>
+          </w:p>
+        </w:tc>
+      </w:tr>
+      <w:tr>
+        <w:tc>
+          <w:tcPr>
+            <w:tcW w:type="dxa" w:w="3200"/>
+            <w:shd w:fill="F2F2F2" w:val="clear"/>
+          </w:tcPr>
+          <w:p>
+            <w:r>
+              <w:rPr>
+                <w:b/>
+                <w:bCs/>
+              </w:rPr>
+              <w:t xml:space="preserve">Capability ladder / VAP</w:t>
+            </w:r>
+          </w:p>
+        </w:tc>
+        <w:tc>
+          <w:tcPr>
+            <w:tcW w:type="dxa" w:w="5800"/>
+          </w:tcPr>
+          <w:p>
+            <w:r>
+              <w:t xml:space="preserve">Explicit move up the value chain into aerospace-grade precision work - AS9100:2015 certification obtained plus 4 First-Article development orders, alongside the energy-sector order-book surge.</w:t>
+            </w:r>
+          </w:p>
+        </w:tc>
+      </w:tr>
+    </w:tbl>
+    <w:p>
+      <w:pPr>
+        <w:spacing w:after="120"/>
+      </w:pPr>
+      <w:r>
+        <w:rPr>
+          <w:b/>
+          <w:bCs/>
+          <w:sz w:val="20"/>
+          <w:szCs w:val="20"/>
+        </w:rPr>
+        <w:t xml:space="preserve">Quality metrics (ROCE · debt · FCF · margin · capex):</w:t>
+      </w:r>
+    </w:p>
+    <w:tbl>
+      <w:tblPr>
+        <w:tblW w:type="dxa" w:w="9000"/>
+        <w:tblBorders>
+          <w:top w:val="single" w:color="auto" w:sz="4"/>
+          <w:left w:val="single" w:color="auto" w:sz="4"/>
+          <w:bottom w:val="single" w:color="auto" w:sz="4"/>
+          <w:right w:val="single" w:color="auto" w:sz="4"/>
+          <w:insideH w:val="single" w:color="auto" w:sz="4"/>
+          <w:insideV w:val="single" w:color="auto" w:sz="4"/>
+        </w:tblBorders>
+      </w:tblPr>
+      <w:tblGrid>
+        <w:gridCol w:w="3200"/>
+        <w:gridCol w:w="5800"/>
+      </w:tblGrid>
+      <w:tr>
+        <w:tc>
+          <w:tcPr>
+            <w:tcW w:type="dxa" w:w="3200"/>
+            <w:shd w:fill="F2F2F2" w:val="clear"/>
+          </w:tcPr>
+          <w:p>
+            <w:r>
+              <w:rPr>
+                <w:b/>
+                <w:bCs/>
+              </w:rPr>
+              <w:t xml:space="preserve">Assessment</w:t>
+            </w:r>
+          </w:p>
+        </w:tc>
+        <w:tc>
+          <w:tcPr>
+            <w:tcW w:type="dxa" w:w="5800"/>
+          </w:tcPr>
+          <w:p>
+            <w:r>
+              <w:t xml:space="preserve">positive</w:t>
+            </w:r>
+          </w:p>
+        </w:tc>
+      </w:tr>
+      <w:tr>
+        <w:tc>
+          <w:tcPr>
+            <w:tcW w:type="dxa" w:w="3200"/>
+            <w:shd w:fill="F2F2F2" w:val="clear"/>
+          </w:tcPr>
+          <w:p>
+            <w:r>
+              <w:rPr>
+                <w:b/>
+                <w:bCs/>
+              </w:rPr>
+              <w:t xml:space="preserve">ROCE</w:t>
+            </w:r>
+          </w:p>
+        </w:tc>
+        <w:tc>
+          <w:tcPr>
+            <w:tcW w:type="dxa" w:w="5800"/>
+          </w:tcPr>
+          <w:p>
+            <w:r>
+              <w:t xml:space="preserve">17.6% (stable)</w:t>
+            </w:r>
+          </w:p>
+        </w:tc>
+      </w:tr>
+      <w:tr>
+        <w:tc>
+          <w:tcPr>
+            <w:tcW w:type="dxa" w:w="3200"/>
+            <w:shd w:fill="F2F2F2" w:val="clear"/>
+          </w:tcPr>
+          <w:p>
+            <w:r>
+              <w:rPr>
+                <w:b/>
+                <w:bCs/>
+              </w:rPr>
+              <w:t xml:space="preserve">Leverage</w:t>
+            </w:r>
+          </w:p>
+        </w:tc>
+        <w:tc>
+          <w:tcPr>
+            <w:tcW w:type="dxa" w:w="5800"/>
+          </w:tcPr>
+          <w:p>
+            <w:r>
+              <w:t xml:space="preserve">—</w:t>
+            </w:r>
+          </w:p>
+        </w:tc>
+      </w:tr>
+      <w:tr>
+        <w:tc>
+          <w:tcPr>
+            <w:tcW w:type="dxa" w:w="3200"/>
+            <w:shd w:fill="F2F2F2" w:val="clear"/>
+          </w:tcPr>
+          <w:p>
+            <w:r>
+              <w:rPr>
+                <w:b/>
+                <w:bCs/>
+              </w:rPr>
+              <w:t xml:space="preserve">FCF conversion</w:t>
+            </w:r>
+          </w:p>
+        </w:tc>
+        <w:tc>
+          <w:tcPr>
+            <w:tcW w:type="dxa" w:w="5800"/>
+          </w:tcPr>
+          <w:p>
+            <w:r>
+              <w:t xml:space="preserve">—</w:t>
+            </w:r>
+          </w:p>
+        </w:tc>
+      </w:tr>
+      <w:tr>
+        <w:tc>
+          <w:tcPr>
+            <w:tcW w:type="dxa" w:w="3200"/>
+            <w:shd w:fill="F2F2F2" w:val="clear"/>
+          </w:tcPr>
+          <w:p>
+            <w:r>
+              <w:rPr>
+                <w:b/>
+                <w:bCs/>
+              </w:rPr>
+              <w:t xml:space="preserve">Margin trend</w:t>
+            </w:r>
+          </w:p>
+        </w:tc>
+        <w:tc>
+          <w:tcPr>
+            <w:tcW w:type="dxa" w:w="5800"/>
+          </w:tcPr>
+          <w:p>
+            <w:r>
+              <w:t xml:space="preserve">stable</w:t>
+            </w:r>
+          </w:p>
+        </w:tc>
+      </w:tr>
+      <w:tr>
+        <w:tc>
+          <w:tcPr>
+            <w:tcW w:type="dxa" w:w="3200"/>
+            <w:shd w:fill="F2F2F2" w:val="clear"/>
+          </w:tcPr>
+          <w:p>
+            <w:r>
+              <w:rPr>
+                <w:b/>
+                <w:bCs/>
+              </w:rPr>
+              <w:t xml:space="preserve">Capex efficiency</w:t>
+            </w:r>
+          </w:p>
+        </w:tc>
+        <w:tc>
+          <w:tcPr>
+            <w:tcW w:type="dxa" w:w="5800"/>
+          </w:tcPr>
+          <w:p>
+            <w:r>
+              <w:t xml:space="preserve">productive</w:t>
+            </w:r>
+          </w:p>
+        </w:tc>
+      </w:tr>
+    </w:tbl>
     <w:p>
       <w:pPr>
         <w:pStyle w:val="Heading1"/>
         <w:spacing w:after="120" w:before="280"/>
       </w:pPr>
       <w:r>
-        <w:t xml:space="preserve">Bull Case</w:t>
-      </w:r>
-    </w:p>
-    <w:p>
-      <w:pPr>
-        <w:pStyle w:val="ListParagraph"/>
-        <w:numPr>
-          <w:ilvl w:val="0"/>
-          <w:numId w:val="1"/>
-        </w:numPr>
-        <w:spacing w:after="60"/>
-      </w:pPr>
-      <w:r>
-        <w:t xml:space="preserve">Strong, broad-based revenue growth (~92% FY25, +49% FY26 YoY) across a 250+ customer, 24-country base - plausible China+1/supply-chain-diversification beneficiary</w:t>
-      </w:r>
-    </w:p>
-    <w:p>
-      <w:pPr>
-        <w:pStyle w:val="ListParagraph"/>
-        <w:numPr>
-          <w:ilvl w:val="0"/>
-          <w:numId w:val="1"/>
-        </w:numPr>
-        <w:spacing w:after="60"/>
-      </w:pPr>
-      <w:r>
-        <w:t xml:space="preserve">Decent return ratios (ROCE ~17.2%, ROE ~17.3%) for a recently-listed industrial name</w:t>
+        <w:t xml:space="preserve">Technical Read (Weekly / Monthly MACD + Bollinger Bands, or RSI/CCI/Williams %R proxy)</w:t>
+      </w:r>
+    </w:p>
+    <w:p>
+      <w:pPr>
+        <w:spacing w:after="120"/>
+      </w:pPr>
+      <w:r>
+        <w:t xml:space="preserve">Trades near its post-listing high (~Rs568-575, Sept-26) after a large run from the ~Rs176 low - not independently re-pulled this pass.</w:t>
       </w:r>
     </w:p>
     <w:p>
@@ -393,46 +2713,36 @@
         <w:spacing w:after="120" w:before="280"/>
       </w:pPr>
       <w:r>
-        <w:t xml:space="preserve">Bear Case / Key Risks</w:t>
-      </w:r>
-    </w:p>
-    <w:p>
-      <w:pPr>
-        <w:pStyle w:val="ListParagraph"/>
-        <w:numPr>
-          <w:ilvl w:val="0"/>
-          <w:numId w:val="1"/>
-        </w:numPr>
-        <w:spacing w:after="60"/>
-      </w:pPr>
-      <w:r>
-        <w:t xml:space="preserve">Valuation already very full (~84x trailing P/E, ~9.5x book) - priced for continued flawless execution</w:t>
-      </w:r>
-    </w:p>
-    <w:p>
-      <w:pPr>
-        <w:pStyle w:val="ListParagraph"/>
-        <w:numPr>
-          <w:ilvl w:val="0"/>
-          <w:numId w:val="1"/>
-        </w:numPr>
-        <w:spacing w:after="60"/>
-      </w:pPr>
-      <w:r>
-        <w:t xml:space="preserve">Leverage (debt/equity ~63%) and elevated debtor days (~172) are real balance-sheet cautions</w:t>
-      </w:r>
-    </w:p>
-    <w:p>
-      <w:pPr>
-        <w:pStyle w:val="ListParagraph"/>
-        <w:numPr>
-          <w:ilvl w:val="0"/>
-          <w:numId w:val="1"/>
-        </w:numPr>
-        <w:spacing w:after="60"/>
-      </w:pPr>
-      <w:r>
-        <w:t xml:space="preserve">No dedicated ValuePickr thread found for corroboration; entity identification vs. the unrelated Omnitech Infosolutions Ltd, while reasonably confident, is not fully certain</w:t>
+        <w:t xml:space="preserve">ValuePickr Community Signal</w:t>
+      </w:r>
+    </w:p>
+    <w:p>
+      <w:pPr>
+        <w:spacing w:after="120"/>
+      </w:pPr>
+      <w:r>
+        <w:t xml:space="preserve">No dedicated ValuePickr thread for Omnitech Engineering Ltd was found this pass (forum search returned only a topic for the unrelated Omnitech Infosolutions Ltd, topic_id 403) - not deep-read, per the fast-triage/no-genuinely-promising-valuation rule.</w:t>
+      </w:r>
+    </w:p>
+    <w:p>
+      <w:pPr>
+        <w:spacing w:after="120"/>
+      </w:pPr>
+      <w:r>
+        <w:rPr>
+          <w:b/>
+          <w:bCs/>
+          <w:sz w:val="20"/>
+          <w:szCs w:val="20"/>
+        </w:rPr>
+        <w:t xml:space="preserve">High-conviction call from a top contributor: </w:t>
+      </w:r>
+      <w:r>
+        <w:rPr>
+          <w:sz w:val="20"/>
+          <w:szCs w:val="20"/>
+        </w:rPr>
+        <w:t xml:space="preserve">Not sought this pass.</w:t>
       </w:r>
     </w:p>
     <w:p>
@@ -441,6 +2751,184 @@
         <w:spacing w:after="120" w:before="280"/>
       </w:pPr>
       <w:r>
+        <w:t xml:space="preserve">BSE Corporate Actions / Other Red Flags</w:t>
+      </w:r>
+    </w:p>
+    <w:p>
+      <w:pPr>
+        <w:spacing w:after="120"/>
+      </w:pPr>
+      <w:r>
+        <w:t xml:space="preserve">No red flags found this pass (no going-concern, SEBI action, promoter-holding collapse, or auditor resignation surfaced). Promoter pledge status and RPT specifics not independently confirmed this pass (source access failed) - open question, not assumed clean.</w:t>
+      </w:r>
+    </w:p>
+    <w:p>
+      <w:pPr>
+        <w:pStyle w:val="Heading1"/>
+        <w:spacing w:after="120" w:before="280"/>
+      </w:pPr>
+      <w:r>
+        <w:t xml:space="preserve">Bull Case</w:t>
+      </w:r>
+    </w:p>
+    <w:p>
+      <w:pPr>
+        <w:pStyle w:val="ListParagraph"/>
+        <w:numPr>
+          <w:ilvl w:val="0"/>
+          <w:numId w:val="1"/>
+        </w:numPr>
+        <w:spacing w:after="60"/>
+      </w:pPr>
+      <w:r>
+        <w:t xml:space="preserve">Order book exploded ~970% YoY to ~Rs3,033cr (May-26) vs ~Rs284cr a year earlier, giving multi-quarter revenue visibility well ahead of the current run-rate - energy-sector demand (73.7% of the book) looks structural, not one-off, per management commentary</w:t>
+      </w:r>
+    </w:p>
+    <w:p>
+      <w:pPr>
+        <w:pStyle w:val="ListParagraph"/>
+        <w:numPr>
+          <w:ilvl w:val="0"/>
+          <w:numId w:val="1"/>
+        </w:numPr>
+        <w:spacing w:after="60"/>
+      </w:pPr>
+      <w:r>
+        <w:t xml:space="preserve">Strong, broad-based revenue growth (~92% FY25, +49% FY26, +61.5% YoY Q1FY27) across a 256+ customer, 24-country base - plausible China+1/supply-chain-diversification beneficiary, now moving up the value chain into aerospace (AS9100:2015 certification + 4 First-Article development orders)</w:t>
+      </w:r>
+    </w:p>
+    <w:p>
+      <w:pPr>
+        <w:pStyle w:val="ListParagraph"/>
+        <w:numPr>
+          <w:ilvl w:val="0"/>
+          <w:numId w:val="1"/>
+        </w:numPr>
+        <w:spacing w:after="60"/>
+      </w:pPr>
+      <w:r>
+        <w:t xml:space="preserve">Decent and stable return ratios (ROCE ~17.6%, ROE ~18.0%) despite heavy ongoing capex; leverage has genuinely improved post-IPO (D/E ~1.6-1.72x pre-IPO to ~0.7x)</w:t>
+      </w:r>
+    </w:p>
+    <w:p>
+      <w:pPr>
+        <w:pStyle w:val="ListParagraph"/>
+        <w:numPr>
+          <w:ilvl w:val="0"/>
+          <w:numId w:val="1"/>
+        </w:numPr>
+        <w:spacing w:after="60"/>
+      </w:pPr>
+      <w:r>
+        <w:t xml:space="preserve">Cash accruals (~Rs70-110cr FY25-27 per CARE Ratings) comfortably cover scheduled debt repayment (~Rs22-27cr) over the same period</w:t>
+      </w:r>
+    </w:p>
+    <w:p>
+      <w:pPr>
+        <w:pStyle w:val="Heading1"/>
+        <w:spacing w:after="120" w:before="280"/>
+      </w:pPr>
+      <w:r>
+        <w:t xml:space="preserve">Bear Case / Key Risks</w:t>
+      </w:r>
+    </w:p>
+    <w:p>
+      <w:pPr>
+        <w:pStyle w:val="ListParagraph"/>
+        <w:numPr>
+          <w:ilvl w:val="0"/>
+          <w:numId w:val="1"/>
+        </w:numPr>
+        <w:spacing w:after="60"/>
+      </w:pPr>
+      <w:r>
+        <w:t xml:space="preserve">Valuation still full (~66-68x trailing P/E, ~10x book) even after the recent earnings catch-up - priced for continued flawless execution, not just the growth already delivered</w:t>
+      </w:r>
+    </w:p>
+    <w:p>
+      <w:pPr>
+        <w:pStyle w:val="ListParagraph"/>
+        <w:numPr>
+          <w:ilvl w:val="0"/>
+          <w:numId w:val="1"/>
+        </w:numPr>
+        <w:spacing w:after="60"/>
+      </w:pPr>
+      <w:r>
+        <w:t xml:space="preserve">Q1FY27 (first quarter as a listed company) showed EBITDA growing only ~1% QoQ (Rs50cr to Rs50.6cr) on ~12% QoQ revenue growth - the operating leverage management is guiding to has not yet shown up in the numbers</w:t>
+      </w:r>
+    </w:p>
+    <w:p>
+      <w:pPr>
+        <w:pStyle w:val="ListParagraph"/>
+        <w:numPr>
+          <w:ilvl w:val="0"/>
+          <w:numId w:val="1"/>
+        </w:numPr>
+        <w:spacing w:after="60"/>
+      </w:pPr>
+      <w:r>
+        <w:t xml:space="preserve">Order book is heavily concentrated in one sector (energy, 73.7%) and depends entirely on a ~Rs250cr capacity expansion (FY27/28, spillover risk already flagged from monsoon delays) landing on schedule - a single-point-of-failure risk with zero public-market track record behind it</w:t>
+      </w:r>
+    </w:p>
+    <w:p>
+      <w:pPr>
+        <w:pStyle w:val="ListParagraph"/>
+        <w:numPr>
+          <w:ilvl w:val="0"/>
+          <w:numId w:val="1"/>
+        </w:numPr>
+        <w:spacing w:after="60"/>
+      </w:pPr>
+      <w:r>
+        <w:t xml:space="preserve">Working capital has elongated through the growth ramp (debtor days ~153-172, cash-conversion cycle reportedly widening ~61 to ~180 days) - classic cash-drag-from-growth risk</w:t>
+      </w:r>
+    </w:p>
+    <w:p>
+      <w:pPr>
+        <w:pStyle w:val="ListParagraph"/>
+        <w:numPr>
+          <w:ilvl w:val="0"/>
+          <w:numId w:val="1"/>
+        </w:numPr>
+        <w:spacing w:after="60"/>
+      </w:pPr>
+      <w:r>
+        <w:t xml:space="preserve">Promoter pledge and related-party-transaction specifics could not be confirmed this pass (source access failed); pre-IPO unsecured promoter loans recallable on demand were flagged as a risk factor and their current status is unverified</w:t>
+      </w:r>
+    </w:p>
+    <w:p>
+      <w:pPr>
+        <w:pStyle w:val="ListParagraph"/>
+        <w:numPr>
+          <w:ilvl w:val="0"/>
+          <w:numId w:val="1"/>
+        </w:numPr>
+        <w:spacing w:after="60"/>
+      </w:pPr>
+      <w:r>
+        <w:t xml:space="preserve">No dedicated ValuePickr thread found for corroboration; entity identification vs. the unrelated Omnitech Infosolutions Ltd, while reasonably confident, is not fully certain</w:t>
+      </w:r>
+    </w:p>
+    <w:p>
+      <w:pPr>
+        <w:pStyle w:val="ListParagraph"/>
+        <w:numPr>
+          <w:ilvl w:val="0"/>
+          <w:numId w:val="1"/>
+        </w:numPr>
+        <w:spacing w:after="60"/>
+      </w:pPr>
+      <w:r>
+        <w:t xml:space="preserve">Zero dividend payout despite consistent profitability (typical for a capex-heavy recent listing, but no shareholder-return track record yet)</w:t>
+      </w:r>
+    </w:p>
+    <w:p>
+      <w:pPr>
+        <w:pStyle w:val="Heading1"/>
+        <w:spacing w:after="120" w:before="280"/>
+      </w:pPr>
+      <w:r>
         <w:t xml:space="preserve">Market-Cap Tier (informational — not a gate in this project)</w:t>
       </w:r>
     </w:p>
@@ -453,7 +2941,7 @@
           <w:b/>
           <w:bCs/>
         </w:rPr>
-        <w:t xml:space="preserve">Small-cap (~Rs 6,500 Cr)</w:t>
+        <w:t xml:space="preserve">Small-cap (~Rs 6,880 Cr)</w:t>
       </w:r>
     </w:p>
     <w:p>
@@ -504,7 +2992,7 @@
           <w:sz w:val="20"/>
           <w:szCs w:val="20"/>
         </w:rPr>
-        <w:t xml:space="preserve">China+1/supply-chain-diversification tailwind and a broad global customer base support tailwind/tam; moat is weak (competitive precision-machining/forging space); valuation is stretched at ~84x P/E and ~9.5x book.</w:t>
+        <w:t xml:space="preserve">Order-book surge (~970% YoY to ~Rs3,033cr, energy-heavy) confirms tailwind/tam are real, not just narrative; moat stays weak (competitive precision-machining/forging space, AS9100 aerospace certification a modest but unproven upgrade); valuation remains a hard no at ~66-68x P/E and ~10x book.</w:t>
       </w:r>
     </w:p>
     <w:p>
@@ -527,33 +3015,46 @@
           <w:sz w:val="24"/>
           <w:szCs w:val="24"/>
         </w:rPr>
-        <w:t xml:space="preserve">Genuinely fast-growing precision-components exporter, but valuation (~84x P/E, ~9.5x book) is already stretched and leverage/receivables are elevated - four_box score 2.5, default 'neither' (no valuation-based exception written). Conviction Medium.</w:t>
-      </w:r>
-    </w:p>
-    <w:p>
-      <w:pPr>
-        <w:pStyle w:val="ListParagraph"/>
-        <w:numPr>
-          <w:ilvl w:val="0"/>
-          <w:numId w:val="1"/>
-        </w:numPr>
-        <w:spacing w:after="60"/>
-      </w:pPr>
-      <w:r>
-        <w:t xml:space="preserve">four_box = 2.5 (tailwind yes - China+1/supply-chain-diversification demand for precision components; tam yes - broad 24-country, 250+ customer base with room to grow; moat weak - ISO-certified but a competitive machining/forging space; valuation no - ~84x P/E and ~9.5x book leave no margin of safety).</w:t>
-      </w:r>
-    </w:p>
-    <w:p>
-      <w:pPr>
-        <w:pStyle w:val="ListParagraph"/>
-        <w:numPr>
-          <w:ilvl w:val="0"/>
-          <w:numId w:val="1"/>
-        </w:numPr>
-        <w:spacing w:after="60"/>
-      </w:pPr>
-      <w:r>
-        <w:t xml:space="preserve">Score in the 2.0-2.5 band defaults to 'neither' absent an explicit exception; valuation is too stretched to write one here despite genuinely strong growth.</w:t>
+        <w:t xml:space="preserve">Genuinely accelerating precision-components exporter with a ~970% order-book surge behind it, but four_box score still 2.5 (valuation remains a hard 'no' at ~66-68x P/E / ~10x book, and Q1FY27's flat-QoQ EBITDA shows the operating leverage isn't proven yet) - 'neither', conviction held at Medium.</w:t>
+      </w:r>
+    </w:p>
+    <w:p>
+      <w:pPr>
+        <w:pStyle w:val="ListParagraph"/>
+        <w:numPr>
+          <w:ilvl w:val="0"/>
+          <w:numId w:val="1"/>
+        </w:numPr>
+        <w:spacing w:after="60"/>
+      </w:pPr>
+      <w:r>
+        <w:t xml:space="preserve">four_box = 2.5 (tailwind yes - the order book explosion confirms real, not just narrative, energy-sector demand; tam yes - broad 24-country, 256+ customer base, order book ~44% of market cap; moat weak - AS9100 aerospace certification and 5-micron tolerances help but this remains a competitive machining/forging space; valuation no - ~66-68x P/E and ~10x book leave no margin of safety even after the recent earnings-driven de-rating from ~84x).</w:t>
+      </w:r>
+    </w:p>
+    <w:p>
+      <w:pPr>
+        <w:pStyle w:val="ListParagraph"/>
+        <w:numPr>
+          <w:ilvl w:val="0"/>
+          <w:numId w:val="1"/>
+        </w:numPr>
+        <w:spacing w:after="60"/>
+      </w:pPr>
+      <w:r>
+        <w:t xml:space="preserve">Score stays in the 2.0-2.5 band -&gt; defaults to 'neither'. Considered invoking the 'growth is un-ignorable' carve-out given the order-book surge, but declined: the same order book concentrates single-point-of-failure risk in one sector against an unbuilt ~Rs250cr capacity expansion, and Q1FY27's ~1% QoQ EBITDA growth on ~12% QoQ revenue growth is a live data point that the promised operating leverage has not yet arrived - the carve-out is for un-ignorable growth, not for a still-unproven execution thesis riding a rich multiple.</w:t>
+      </w:r>
+    </w:p>
+    <w:p>
+      <w:pPr>
+        <w:pStyle w:val="ListParagraph"/>
+        <w:numPr>
+          <w:ilvl w:val="0"/>
+          <w:numId w:val="1"/>
+        </w:numPr>
+        <w:spacing w:after="60"/>
+      </w:pPr>
+      <w:r>
+        <w:t xml:space="preserve">Conviction held at Medium (unchanged from pre-dive): the order-book/growth news is genuinely bullish and new this pass, but it is offset by the QoQ margin wobble, elongating working capital, and an unresolved promoter-pledge/RPT open question - net roughly a wash versus the pre-dive read.</w:t>
       </w:r>
     </w:p>
     <w:p>
@@ -579,7 +3080,7 @@
         <w:spacing w:after="60"/>
       </w:pPr>
       <w:r>
-        <w:t xml:space="preserve">No red flag found; no forum thread located for this entity.</w:t>
+        <w:t xml:space="preserve">No red flag found; no forum thread located for this entity; promoter pledge/RPT specifics genuinely could not be sourced this pass (one WebFetch attempt on a CARE Ratings PDF returned a server error, no alternate source carried the detail within budget) - left as an open question rather than assumed clean.</w:t>
       </w:r>
     </w:p>
     <w:p>
